--- a/отчеты/Отчет по 5 лабе соп Курцева.docx
+++ b/отчеты/Отчет по 5 лабе соп Курцева.docx
@@ -1461,15 +1461,9 @@
         <w:t>Какой сервис и метод вызывается</w:t>
       </w:r>
       <w:r>
-        <w:rPr>
-          <w:lang w:val="en-US"/>
-        </w:rPr>
         <w:tab/>
       </w:r>
       <w:r>
-        <w:rPr>
-          <w:lang w:val="en-US"/>
-        </w:rPr>
         <w:tab/>
       </w:r>
     </w:p>
@@ -1487,14 +1481,12 @@
       <w:r>
         <w:t xml:space="preserve"> </w:t>
       </w:r>
-      <w:proofErr w:type="spellStart"/>
       <w:r>
         <w:rPr>
           <w:lang w:val="en-US"/>
         </w:rPr>
         <w:t>BookAuthorDataFetcher</w:t>
       </w:r>
-      <w:proofErr w:type="spellEnd"/>
       <w:r>
         <w:t>.</w:t>
       </w:r>
@@ -1540,118 +1532,981 @@
       <w:r>
         <w:t xml:space="preserve"> </w:t>
       </w:r>
+      <w:proofErr w:type="gramStart"/>
+      <w:r>
+        <w:rPr>
+          <w:lang w:val="en-US"/>
+        </w:rPr>
+        <w:t>dfe</w:t>
+      </w:r>
+      <w:r>
+        <w:t>.</w:t>
+      </w:r>
+      <w:r>
+        <w:rPr>
+          <w:lang w:val="en-US"/>
+        </w:rPr>
+        <w:t>getSource</w:t>
+      </w:r>
+      <w:proofErr w:type="gramEnd"/>
+      <w:r>
+        <w:t>()?</w:t>
+      </w:r>
+    </w:p>
+    <w:p>
+      <w:pPr>
+        <w:pStyle w:val="ab"/>
+        <w:spacing w:line="360" w:lineRule="auto"/>
+      </w:pPr>
+      <w:r>
+        <w:t>2</w:t>
+      </w:r>
+      <w:r>
+        <w:t>.</w:t>
+      </w:r>
+      <w:r>
+        <w:tab/>
+      </w:r>
+      <w:r>
+        <w:t>Почему</w:t>
+      </w:r>
+      <w:r>
+        <w:t xml:space="preserve"> </w:t>
+      </w:r>
+      <w:r>
+        <w:t>тип</w:t>
+      </w:r>
+      <w:r>
+        <w:t xml:space="preserve"> </w:t>
+      </w:r>
+      <w:r>
+        <w:t>возвращаемого</w:t>
+      </w:r>
+      <w:r>
+        <w:t xml:space="preserve"> </w:t>
+      </w:r>
+      <w:r>
+        <w:t>значения</w:t>
+      </w:r>
+      <w:r>
+        <w:t xml:space="preserve"> </w:t>
+      </w:r>
+      <w:proofErr w:type="gramStart"/>
+      <w:r>
+        <w:rPr>
+          <w:lang w:val="en-US"/>
+        </w:rPr>
+        <w:t>getSource</w:t>
+      </w:r>
+      <w:r>
+        <w:t>(</w:t>
+      </w:r>
+      <w:proofErr w:type="gramEnd"/>
+      <w:r>
+        <w:t xml:space="preserve">) - </w:t>
+      </w:r>
+      <w:r>
+        <w:rPr>
+          <w:lang w:val="en-US"/>
+        </w:rPr>
+        <w:t>BookResponse</w:t>
+      </w:r>
+      <w:r>
+        <w:t xml:space="preserve">, </w:t>
+      </w:r>
+      <w:r>
+        <w:t>а</w:t>
+      </w:r>
+      <w:r>
+        <w:t xml:space="preserve"> </w:t>
+      </w:r>
+      <w:r>
+        <w:t>не</w:t>
+      </w:r>
+      <w:r>
+        <w:t xml:space="preserve"> </w:t>
+      </w:r>
+      <w:r>
+        <w:rPr>
+          <w:lang w:val="en-US"/>
+        </w:rPr>
+        <w:t>AuthorResponse</w:t>
+      </w:r>
+      <w:r>
+        <w:t>?</w:t>
+      </w:r>
+    </w:p>
+    <w:p>
+      <w:pPr>
+        <w:pStyle w:val="ab"/>
+        <w:spacing w:line="360" w:lineRule="auto"/>
+      </w:pPr>
+      <w:r>
+        <w:t>3</w:t>
+      </w:r>
+      <w:r>
+        <w:t>.</w:t>
+      </w:r>
+      <w:r>
+        <w:tab/>
+      </w:r>
+      <w:proofErr w:type="gramStart"/>
+      <w:r>
+        <w:t>В</w:t>
+      </w:r>
+      <w:proofErr w:type="gramEnd"/>
+      <w:r>
+        <w:t xml:space="preserve"> каком случае этот метод не будет вызван вообще?</w:t>
+      </w:r>
+    </w:p>
+    <w:p>
+      <w:pPr>
+        <w:pStyle w:val="ab"/>
+        <w:spacing w:line="360" w:lineRule="auto"/>
+      </w:pPr>
+      <w:r>
+        <w:rPr>
+          <w:lang w:val="en-US"/>
+        </w:rPr>
+        <w:t>2</w:t>
+      </w:r>
+      <w:r>
+        <w:rPr>
+          <w:lang w:val="en-US"/>
+        </w:rPr>
+        <w:t>.</w:t>
+      </w:r>
+      <w:r>
+        <w:rPr>
+          <w:lang w:val="en-US"/>
+        </w:rPr>
+        <w:tab/>
+      </w:r>
+      <w:r>
+        <w:t>Сравните</w:t>
+      </w:r>
+      <w:r>
+        <w:rPr>
+          <w:lang w:val="en-US"/>
+        </w:rPr>
+        <w:t xml:space="preserve"> GlobalExceptionHandler.java (REST) </w:t>
+      </w:r>
+      <w:r>
+        <w:t>и</w:t>
+      </w:r>
+      <w:r>
+        <w:rPr>
+          <w:lang w:val="en-US"/>
+        </w:rPr>
+        <w:t xml:space="preserve"> GraphQLExceptionHandler.java (</w:t>
+      </w:r>
+      <w:proofErr w:type="spellStart"/>
+      <w:r>
+        <w:rPr>
+          <w:lang w:val="en-US"/>
+        </w:rPr>
+        <w:t>GraphQL</w:t>
+      </w:r>
+      <w:proofErr w:type="spellEnd"/>
+      <w:r>
+        <w:rPr>
+          <w:lang w:val="en-US"/>
+        </w:rPr>
+        <w:t xml:space="preserve">). </w:t>
+      </w:r>
+      <w:r>
+        <w:t>В чём ключевые отличия подхода к обработке ошибок?</w:t>
+      </w:r>
+    </w:p>
+    <w:p>
+      <w:pPr>
+        <w:pStyle w:val="ab"/>
+        <w:spacing w:line="360" w:lineRule="auto"/>
+      </w:pPr>
+      <w:r>
+        <w:t xml:space="preserve">Задание 2. Добавить </w:t>
+      </w:r>
+      <w:proofErr w:type="spellStart"/>
+      <w:r>
+        <w:t>DataFetcher</w:t>
+      </w:r>
+      <w:proofErr w:type="spellEnd"/>
+      <w:r>
+        <w:t xml:space="preserve"> для поиска книг по жанру</w:t>
+      </w:r>
+    </w:p>
+    <w:p>
+      <w:pPr>
+        <w:pStyle w:val="ab"/>
+        <w:spacing w:line="360" w:lineRule="auto"/>
+      </w:pPr>
+      <w:r>
+        <w:t>1.</w:t>
+      </w:r>
+      <w:r>
+        <w:tab/>
+        <w:t xml:space="preserve">В </w:t>
+      </w:r>
       <w:proofErr w:type="spellStart"/>
       <w:proofErr w:type="gramStart"/>
       <w:r>
-        <w:rPr>
-          <w:lang w:val="en-US"/>
-        </w:rPr>
-        <w:t>dfe</w:t>
-      </w:r>
-      <w:proofErr w:type="spellEnd"/>
-      <w:r>
-        <w:t>.</w:t>
-      </w:r>
-      <w:proofErr w:type="spellStart"/>
-      <w:r>
-        <w:rPr>
-          <w:lang w:val="en-US"/>
-        </w:rPr>
-        <w:t>getSource</w:t>
+        <w:t>schema.graphqls</w:t>
       </w:r>
       <w:proofErr w:type="spellEnd"/>
       <w:proofErr w:type="gramEnd"/>
       <w:r>
-        <w:t>()?</w:t>
+        <w:t xml:space="preserve"> добавьте новое поле в </w:t>
+      </w:r>
+      <w:proofErr w:type="spellStart"/>
+      <w:r>
+        <w:t>type</w:t>
+      </w:r>
+      <w:proofErr w:type="spellEnd"/>
+      <w:r>
+        <w:t xml:space="preserve"> </w:t>
+      </w:r>
+      <w:proofErr w:type="spellStart"/>
+      <w:r>
+        <w:t>Query</w:t>
+      </w:r>
+      <w:proofErr w:type="spellEnd"/>
+      <w:r>
+        <w:t>:</w:t>
       </w:r>
     </w:p>
     <w:p>
       <w:pPr>
         <w:pStyle w:val="ab"/>
         <w:spacing w:line="360" w:lineRule="auto"/>
-      </w:pPr>
-      <w:r>
-        <w:t>2</w:t>
-      </w:r>
+        <w:rPr>
+          <w:lang w:val="en-US"/>
+        </w:rPr>
+      </w:pPr>
+      <w:proofErr w:type="gramStart"/>
+      <w:r>
+        <w:rPr>
+          <w:lang w:val="en-US"/>
+        </w:rPr>
+        <w:t>booksByGenre(</w:t>
+      </w:r>
+      <w:proofErr w:type="gramEnd"/>
+      <w:r>
+        <w:rPr>
+          <w:lang w:val="en-US"/>
+        </w:rPr>
+        <w:t xml:space="preserve">genre: String!, page: </w:t>
+      </w:r>
+      <w:proofErr w:type="spellStart"/>
+      <w:r>
+        <w:rPr>
+          <w:lang w:val="en-US"/>
+        </w:rPr>
+        <w:t>Int</w:t>
+      </w:r>
+      <w:proofErr w:type="spellEnd"/>
+      <w:r>
+        <w:rPr>
+          <w:lang w:val="en-US"/>
+        </w:rPr>
+        <w:t xml:space="preserve"> = 0, size: </w:t>
+      </w:r>
+      <w:proofErr w:type="spellStart"/>
+      <w:r>
+        <w:rPr>
+          <w:lang w:val="en-US"/>
+        </w:rPr>
+        <w:t>Int</w:t>
+      </w:r>
+      <w:proofErr w:type="spellEnd"/>
+      <w:r>
+        <w:rPr>
+          <w:lang w:val="en-US"/>
+        </w:rPr>
+        <w:t xml:space="preserve"> = 20): </w:t>
+      </w:r>
+      <w:proofErr w:type="spellStart"/>
+      <w:r>
+        <w:rPr>
+          <w:lang w:val="en-US"/>
+        </w:rPr>
+        <w:t>BookConnection</w:t>
+      </w:r>
+      <w:proofErr w:type="spellEnd"/>
+      <w:r>
+        <w:rPr>
+          <w:lang w:val="en-US"/>
+        </w:rPr>
+        <w:t>!</w:t>
+      </w:r>
+    </w:p>
+    <w:p>
+      <w:pPr>
+        <w:pStyle w:val="ab"/>
+        <w:spacing w:line="360" w:lineRule="auto"/>
+        <w:rPr>
+          <w:lang w:val="en-US"/>
+        </w:rPr>
+      </w:pPr>
+      <w:r>
+        <w:rPr>
+          <w:lang w:val="en-US"/>
+        </w:rPr>
+        <w:t>1.</w:t>
+      </w:r>
+      <w:r>
+        <w:rPr>
+          <w:lang w:val="en-US"/>
+        </w:rPr>
+        <w:tab/>
+      </w:r>
+      <w:r>
+        <w:t>В</w:t>
+      </w:r>
+      <w:r>
+        <w:rPr>
+          <w:lang w:val="en-US"/>
+        </w:rPr>
+        <w:t xml:space="preserve"> BookDataFetcher.java </w:t>
+      </w:r>
+      <w:r>
+        <w:t>добавьте</w:t>
+      </w:r>
+      <w:r>
+        <w:rPr>
+          <w:lang w:val="en-US"/>
+        </w:rPr>
+        <w:t xml:space="preserve"> </w:t>
+      </w:r>
+      <w:r>
+        <w:t>метод</w:t>
+      </w:r>
+      <w:r>
+        <w:rPr>
+          <w:lang w:val="en-US"/>
+        </w:rPr>
+        <w:t xml:space="preserve"> booksByGenre </w:t>
+      </w:r>
+      <w:r>
+        <w:t>с</w:t>
+      </w:r>
+      <w:r>
+        <w:rPr>
+          <w:lang w:val="en-US"/>
+        </w:rPr>
+        <w:t xml:space="preserve"> </w:t>
+      </w:r>
+      <w:r>
+        <w:t>аннотацией</w:t>
+      </w:r>
+      <w:r>
+        <w:rPr>
+          <w:lang w:val="en-US"/>
+        </w:rPr>
+        <w:t xml:space="preserve"> @DgsQuery. </w:t>
+      </w:r>
+      <w:r>
+        <w:t>Он</w:t>
+      </w:r>
+      <w:r>
+        <w:rPr>
+          <w:lang w:val="en-US"/>
+        </w:rPr>
+        <w:t xml:space="preserve"> </w:t>
+      </w:r>
+      <w:r>
+        <w:t>должен</w:t>
+      </w:r>
+      <w:r>
+        <w:rPr>
+          <w:lang w:val="en-US"/>
+        </w:rPr>
+        <w:t>:</w:t>
+      </w:r>
+    </w:p>
+    <w:p>
+      <w:pPr>
+        <w:pStyle w:val="ab"/>
+        <w:spacing w:line="360" w:lineRule="auto"/>
+        <w:rPr>
+          <w:lang w:val="en-US"/>
+        </w:rPr>
+      </w:pPr>
+      <w:r>
+        <w:rPr>
+          <w:lang w:val="en-US"/>
+        </w:rPr>
+        <w:t>1.</w:t>
+      </w:r>
+      <w:r>
+        <w:rPr>
+          <w:lang w:val="en-US"/>
+        </w:rPr>
+        <w:tab/>
+      </w:r>
+      <w:r>
+        <w:t>Принимать</w:t>
+      </w:r>
+      <w:r>
+        <w:rPr>
+          <w:lang w:val="en-US"/>
+        </w:rPr>
+        <w:t xml:space="preserve"> genre, page, size </w:t>
+      </w:r>
+      <w:r>
+        <w:t>через</w:t>
+      </w:r>
+      <w:r>
+        <w:rPr>
+          <w:lang w:val="en-US"/>
+        </w:rPr>
+        <w:t xml:space="preserve"> @InputArgument</w:t>
+      </w:r>
+    </w:p>
+    <w:p>
+      <w:pPr>
+        <w:pStyle w:val="ab"/>
+        <w:spacing w:line="360" w:lineRule="auto"/>
+        <w:rPr>
+          <w:lang w:val="en-US"/>
+        </w:rPr>
+      </w:pPr>
+      <w:r>
+        <w:rPr>
+          <w:lang w:val="en-US"/>
+        </w:rPr>
+        <w:t>2.</w:t>
+      </w:r>
+      <w:r>
+        <w:rPr>
+          <w:lang w:val="en-US"/>
+        </w:rPr>
+        <w:tab/>
+      </w:r>
+      <w:r>
+        <w:t>Вызывать</w:t>
+      </w:r>
+      <w:r>
+        <w:rPr>
+          <w:lang w:val="en-US"/>
+        </w:rPr>
+        <w:t xml:space="preserve"> bookService.findAllBooks(null, genre, null, null, </w:t>
+      </w:r>
+      <w:proofErr w:type="spellStart"/>
+      <w:r>
+        <w:rPr>
+          <w:lang w:val="en-US"/>
+        </w:rPr>
+        <w:t>pageNum</w:t>
+      </w:r>
+      <w:proofErr w:type="spellEnd"/>
+      <w:r>
+        <w:rPr>
+          <w:lang w:val="en-US"/>
+        </w:rPr>
+        <w:t xml:space="preserve">, </w:t>
+      </w:r>
+      <w:proofErr w:type="spellStart"/>
+      <w:r>
+        <w:rPr>
+          <w:lang w:val="en-US"/>
+        </w:rPr>
+        <w:t>pageSize</w:t>
+      </w:r>
+      <w:proofErr w:type="spellEnd"/>
+      <w:r>
+        <w:rPr>
+          <w:lang w:val="en-US"/>
+        </w:rPr>
+        <w:t>)</w:t>
+      </w:r>
+    </w:p>
+    <w:p>
+      <w:pPr>
+        <w:pStyle w:val="ab"/>
+        <w:spacing w:line="360" w:lineRule="auto"/>
+        <w:rPr>
+          <w:lang w:val="en-US"/>
+        </w:rPr>
+      </w:pPr>
+      <w:r>
+        <w:rPr>
+          <w:lang w:val="en-US"/>
+        </w:rPr>
+        <w:t>3.</w:t>
+      </w:r>
+      <w:r>
+        <w:rPr>
+          <w:lang w:val="en-US"/>
+        </w:rPr>
+        <w:tab/>
+      </w:r>
+      <w:r>
+        <w:t>Возвращать</w:t>
+      </w:r>
+      <w:r>
+        <w:rPr>
+          <w:lang w:val="en-US"/>
+        </w:rPr>
+        <w:t xml:space="preserve"> BookConnectionGql</w:t>
+      </w:r>
+    </w:p>
+    <w:p>
+      <w:pPr>
+        <w:pStyle w:val="ab"/>
+        <w:spacing w:line="360" w:lineRule="auto"/>
+        <w:rPr>
+          <w:lang w:val="en-US"/>
+        </w:rPr>
+      </w:pPr>
+      <w:r>
+        <w:rPr>
+          <w:lang w:val="en-US"/>
+        </w:rPr>
+        <w:t>2.</w:t>
+      </w:r>
+      <w:r>
+        <w:rPr>
+          <w:lang w:val="en-US"/>
+        </w:rPr>
+        <w:tab/>
+      </w:r>
+      <w:r>
+        <w:t>Протестируйте</w:t>
+      </w:r>
+      <w:r>
+        <w:rPr>
+          <w:lang w:val="en-US"/>
+        </w:rPr>
+        <w:t xml:space="preserve"> </w:t>
+      </w:r>
+      <w:r>
+        <w:t>в</w:t>
+      </w:r>
+      <w:r>
+        <w:rPr>
+          <w:lang w:val="en-US"/>
+        </w:rPr>
+        <w:t xml:space="preserve"> GraphiQL: </w:t>
+      </w:r>
+      <w:proofErr w:type="gramStart"/>
+      <w:r>
+        <w:rPr>
+          <w:lang w:val="en-US"/>
+        </w:rPr>
+        <w:t xml:space="preserve">{ </w:t>
+      </w:r>
+      <w:proofErr w:type="spellStart"/>
+      <w:r>
+        <w:rPr>
+          <w:lang w:val="en-US"/>
+        </w:rPr>
+        <w:t>booksByGenre</w:t>
+      </w:r>
+      <w:proofErr w:type="spellEnd"/>
+      <w:proofErr w:type="gramEnd"/>
+      <w:r>
+        <w:rPr>
+          <w:lang w:val="en-US"/>
+        </w:rPr>
+        <w:t>(genre: "</w:t>
+      </w:r>
+      <w:r>
+        <w:t>Роман</w:t>
+      </w:r>
+      <w:r>
+        <w:rPr>
+          <w:lang w:val="en-US"/>
+        </w:rPr>
+        <w:t>") { content { title } } }</w:t>
+      </w:r>
+    </w:p>
+    <w:p>
+      <w:pPr>
+        <w:pStyle w:val="ab"/>
+        <w:spacing w:line="360" w:lineRule="auto"/>
+      </w:pPr>
+      <w:r>
+        <w:t xml:space="preserve">Задание 3. Добавить поле </w:t>
+      </w:r>
+      <w:proofErr w:type="spellStart"/>
+      <w:r>
+        <w:t>averageRating</w:t>
+      </w:r>
+      <w:proofErr w:type="spellEnd"/>
+      <w:r>
+        <w:t xml:space="preserve"> к типу </w:t>
+      </w:r>
+      <w:proofErr w:type="spellStart"/>
+      <w:r>
+        <w:t>Author</w:t>
+      </w:r>
+      <w:proofErr w:type="spellEnd"/>
+    </w:p>
+    <w:p>
+      <w:pPr>
+        <w:pStyle w:val="ab"/>
+        <w:spacing w:line="360" w:lineRule="auto"/>
+      </w:pPr>
+      <w:r>
+        <w:t xml:space="preserve">Реализуйте вычисляемое поле, которого нет в </w:t>
+      </w:r>
+      <w:proofErr w:type="spellStart"/>
+      <w:r>
+        <w:t>AuthorResponse</w:t>
+      </w:r>
+      <w:proofErr w:type="spellEnd"/>
+      <w:r>
+        <w:t xml:space="preserve">, но оно появится в </w:t>
+      </w:r>
+      <w:proofErr w:type="spellStart"/>
+      <w:r>
+        <w:t>GraphQL</w:t>
+      </w:r>
+      <w:proofErr w:type="spellEnd"/>
       <w:r>
         <w:t>.</w:t>
       </w:r>
-      <w:r>
+    </w:p>
+    <w:p>
+      <w:pPr>
+        <w:pStyle w:val="ab"/>
+        <w:spacing w:line="360" w:lineRule="auto"/>
+        <w:rPr>
+          <w:lang w:val="en-US"/>
+        </w:rPr>
+      </w:pPr>
+      <w:r>
+        <w:rPr>
+          <w:lang w:val="en-US"/>
+        </w:rPr>
+        <w:lastRenderedPageBreak/>
+        <w:t>1.</w:t>
+      </w:r>
+      <w:r>
+        <w:rPr>
+          <w:lang w:val="en-US"/>
+        </w:rPr>
         <w:tab/>
       </w:r>
       <w:r>
-        <w:t>Почему</w:t>
-      </w:r>
-      <w:r>
+        <w:t>В</w:t>
+      </w:r>
+      <w:r>
+        <w:rPr>
+          <w:lang w:val="en-US"/>
+        </w:rPr>
         <w:t xml:space="preserve"> </w:t>
       </w:r>
-      <w:r>
-        <w:t>тип</w:t>
-      </w:r>
-      <w:r>
+      <w:proofErr w:type="gramStart"/>
+      <w:r>
+        <w:rPr>
+          <w:lang w:val="en-US"/>
+        </w:rPr>
+        <w:t>schema.graphqls</w:t>
+      </w:r>
+      <w:proofErr w:type="gramEnd"/>
+      <w:r>
+        <w:rPr>
+          <w:lang w:val="en-US"/>
+        </w:rPr>
         <w:t xml:space="preserve"> </w:t>
       </w:r>
       <w:r>
-        <w:t>возвращаемого</w:t>
-      </w:r>
-      <w:r>
+        <w:t>добавьте</w:t>
+      </w:r>
+      <w:r>
+        <w:rPr>
+          <w:lang w:val="en-US"/>
+        </w:rPr>
         <w:t xml:space="preserve"> </w:t>
       </w:r>
       <w:r>
-        <w:t>значения</w:t>
-      </w:r>
-      <w:r>
+        <w:t>к</w:t>
+      </w:r>
+      <w:r>
+        <w:rPr>
+          <w:lang w:val="en-US"/>
+        </w:rPr>
         <w:t xml:space="preserve"> </w:t>
+      </w:r>
+      <w:r>
+        <w:t>типу</w:t>
+      </w:r>
+      <w:r>
+        <w:rPr>
+          <w:lang w:val="en-US"/>
+        </w:rPr>
+        <w:t xml:space="preserve"> Author </w:t>
+      </w:r>
+      <w:r>
+        <w:t>поле</w:t>
+      </w:r>
+      <w:r>
+        <w:rPr>
+          <w:lang w:val="en-US"/>
+        </w:rPr>
+        <w:t xml:space="preserve"> averageRating: Float</w:t>
+      </w:r>
+    </w:p>
+    <w:p>
+      <w:pPr>
+        <w:pStyle w:val="ab"/>
+        <w:spacing w:line="360" w:lineRule="auto"/>
+        <w:rPr>
+          <w:lang w:val="en-US"/>
+        </w:rPr>
+      </w:pPr>
+      <w:r>
+        <w:rPr>
+          <w:lang w:val="en-US"/>
+        </w:rPr>
+        <w:t>2.</w:t>
+      </w:r>
+      <w:r>
+        <w:rPr>
+          <w:lang w:val="en-US"/>
+        </w:rPr>
+        <w:tab/>
+      </w:r>
+      <w:r>
+        <w:t>Создайте</w:t>
+      </w:r>
+      <w:r>
+        <w:rPr>
+          <w:lang w:val="en-US"/>
+        </w:rPr>
+        <w:t xml:space="preserve"> </w:t>
+      </w:r>
+      <w:r>
+        <w:t>новый</w:t>
+      </w:r>
+      <w:r>
+        <w:rPr>
+          <w:lang w:val="en-US"/>
+        </w:rPr>
+        <w:t xml:space="preserve"> DataFetcher AuthorRatingDataFetcher.java </w:t>
+      </w:r>
+      <w:r>
+        <w:t>с</w:t>
+      </w:r>
+      <w:r>
+        <w:rPr>
+          <w:lang w:val="en-US"/>
+        </w:rPr>
+        <w:t xml:space="preserve"> @</w:t>
+      </w:r>
+      <w:proofErr w:type="gramStart"/>
+      <w:r>
+        <w:rPr>
+          <w:lang w:val="en-US"/>
+        </w:rPr>
+        <w:t>DgsData(</w:t>
+      </w:r>
+      <w:proofErr w:type="gramEnd"/>
+      <w:r>
+        <w:rPr>
+          <w:lang w:val="en-US"/>
+        </w:rPr>
+        <w:t>parentType = "Author", field = "</w:t>
+      </w:r>
+      <w:proofErr w:type="spellStart"/>
+      <w:r>
+        <w:rPr>
+          <w:lang w:val="en-US"/>
+        </w:rPr>
+        <w:t>averageRating</w:t>
+      </w:r>
+      <w:proofErr w:type="spellEnd"/>
+      <w:r>
+        <w:rPr>
+          <w:lang w:val="en-US"/>
+        </w:rPr>
+        <w:t>")</w:t>
+      </w:r>
+    </w:p>
+    <w:p>
+      <w:pPr>
+        <w:pStyle w:val="ab"/>
+        <w:spacing w:line="360" w:lineRule="auto"/>
+      </w:pPr>
+      <w:r>
+        <w:t>3.</w:t>
+      </w:r>
+      <w:r>
+        <w:tab/>
+      </w:r>
+      <w:proofErr w:type="gramStart"/>
+      <w:r>
+        <w:t>В</w:t>
+      </w:r>
+      <w:proofErr w:type="gramEnd"/>
+      <w:r>
+        <w:t xml:space="preserve"> методе верните </w:t>
+      </w:r>
+      <w:proofErr w:type="spellStart"/>
+      <w:r>
+        <w:t>захардкоженное</w:t>
+      </w:r>
+      <w:proofErr w:type="spellEnd"/>
+      <w:r>
+        <w:t xml:space="preserve"> значение 4.5 (для демонстрации)</w:t>
+      </w:r>
+    </w:p>
+    <w:p>
+      <w:pPr>
+        <w:pStyle w:val="ab"/>
+        <w:spacing w:line="360" w:lineRule="auto"/>
+        <w:rPr>
+          <w:lang w:val="en-US"/>
+        </w:rPr>
+      </w:pPr>
+      <w:r>
+        <w:rPr>
+          <w:lang w:val="en-US"/>
+        </w:rPr>
+        <w:t>4.</w:t>
+      </w:r>
+      <w:r>
+        <w:rPr>
+          <w:lang w:val="en-US"/>
+        </w:rPr>
+        <w:tab/>
+      </w:r>
+      <w:r>
+        <w:t>Протестируйте</w:t>
+      </w:r>
+      <w:r>
+        <w:rPr>
+          <w:lang w:val="en-US"/>
+        </w:rPr>
+        <w:t xml:space="preserve">: </w:t>
+      </w:r>
+      <w:proofErr w:type="gramStart"/>
+      <w:r>
+        <w:rPr>
+          <w:lang w:val="en-US"/>
+        </w:rPr>
+        <w:t>{ author</w:t>
+      </w:r>
+      <w:proofErr w:type="gramEnd"/>
+      <w:r>
+        <w:rPr>
+          <w:lang w:val="en-US"/>
+        </w:rPr>
+        <w:t xml:space="preserve">(id: "1") { </w:t>
+      </w:r>
+      <w:proofErr w:type="spellStart"/>
+      <w:r>
+        <w:rPr>
+          <w:lang w:val="en-US"/>
+        </w:rPr>
+        <w:t>fullName</w:t>
+      </w:r>
+      <w:proofErr w:type="spellEnd"/>
+      <w:r>
+        <w:rPr>
+          <w:lang w:val="en-US"/>
+        </w:rPr>
+        <w:t xml:space="preserve"> </w:t>
+      </w:r>
+      <w:proofErr w:type="spellStart"/>
+      <w:r>
+        <w:rPr>
+          <w:lang w:val="en-US"/>
+        </w:rPr>
+        <w:t>averageRating</w:t>
+      </w:r>
+      <w:proofErr w:type="spellEnd"/>
+      <w:r>
+        <w:rPr>
+          <w:lang w:val="en-US"/>
+        </w:rPr>
+        <w:t xml:space="preserve"> } }</w:t>
+      </w:r>
+    </w:p>
+    <w:p>
+      <w:pPr>
+        <w:pStyle w:val="ab"/>
+        <w:spacing w:line="360" w:lineRule="auto"/>
+      </w:pPr>
+      <w:r>
+        <w:t>5.</w:t>
+      </w:r>
+      <w:r>
+        <w:tab/>
+        <w:t xml:space="preserve">Вопрос: Что произойдёт, если клиент НЕ запросит поле </w:t>
+      </w:r>
+      <w:proofErr w:type="spellStart"/>
+      <w:r>
+        <w:t>averageRating</w:t>
+      </w:r>
+      <w:proofErr w:type="spellEnd"/>
+      <w:r>
+        <w:t xml:space="preserve">? Будет ли вызван ваш </w:t>
+      </w:r>
+      <w:proofErr w:type="spellStart"/>
+      <w:r>
+        <w:t>DataFetcher</w:t>
+      </w:r>
+      <w:proofErr w:type="spellEnd"/>
+      <w:r>
+        <w:t>?</w:t>
+      </w:r>
+    </w:p>
+    <w:p>
+      <w:pPr>
+        <w:pStyle w:val="ab"/>
+        <w:spacing w:line="360" w:lineRule="auto"/>
+      </w:pPr>
+      <w:r>
+        <w:t>Задание 4. Обработка нового исключения</w:t>
+      </w:r>
+    </w:p>
+    <w:p>
+      <w:pPr>
+        <w:pStyle w:val="ab"/>
+        <w:spacing w:line="360" w:lineRule="auto"/>
+      </w:pPr>
+      <w:r>
+        <w:t>1.</w:t>
+      </w:r>
+      <w:r>
+        <w:tab/>
+        <w:t>В контракте (</w:t>
+      </w:r>
+      <w:proofErr w:type="spellStart"/>
+      <w:r>
+        <w:t>books-api-contract</w:t>
+      </w:r>
+      <w:proofErr w:type="spellEnd"/>
+      <w:r>
+        <w:t xml:space="preserve">) создайте исключение </w:t>
       </w:r>
       <w:proofErr w:type="spellStart"/>
       <w:proofErr w:type="gramStart"/>
       <w:r>
-        <w:rPr>
-          <w:lang w:val="en-US"/>
-        </w:rPr>
-        <w:t>getSource</w:t>
+        <w:t>AuthorHasBooksException</w:t>
       </w:r>
       <w:proofErr w:type="spellEnd"/>
       <w:r>
         <w:t>(</w:t>
       </w:r>
+      <w:proofErr w:type="spellStart"/>
       <w:proofErr w:type="gramEnd"/>
       <w:r>
-        <w:t xml:space="preserve">) - </w:t>
+        <w:t>Long</w:t>
+      </w:r>
+      <w:proofErr w:type="spellEnd"/>
+      <w:r>
+        <w:t xml:space="preserve"> </w:t>
       </w:r>
       <w:proofErr w:type="spellStart"/>
       <w:r>
-        <w:rPr>
-          <w:lang w:val="en-US"/>
-        </w:rPr>
-        <w:t>BookResponse</w:t>
+        <w:t>authorId</w:t>
       </w:r>
       <w:proofErr w:type="spellEnd"/>
       <w:r>
-        <w:t xml:space="preserve">, </w:t>
-      </w:r>
-      <w:r>
-        <w:t>а</w:t>
-      </w:r>
-      <w:r>
-        <w:t xml:space="preserve"> </w:t>
-      </w:r>
-      <w:r>
-        <w:t>не</w:t>
-      </w:r>
-      <w:r>
-        <w:t xml:space="preserve"> </w:t>
-      </w:r>
-      <w:proofErr w:type="spellStart"/>
-      <w:r>
-        <w:rPr>
-          <w:lang w:val="en-US"/>
-        </w:rPr>
-        <w:t>AuthorResponse</w:t>
-      </w:r>
-      <w:proofErr w:type="spellEnd"/>
-      <w:r>
-        <w:t>?</w:t>
+        <w:t>) - бросается, когда пытаются удалить автора, у которого есть книги (без каскадного удаления).</w:t>
       </w:r>
     </w:p>
     <w:p>
@@ -1660,10 +2515,7 @@
         <w:spacing w:line="360" w:lineRule="auto"/>
       </w:pPr>
       <w:r>
-        <w:t>3</w:t>
-      </w:r>
-      <w:r>
-        <w:t>.</w:t>
+        <w:t>2.</w:t>
       </w:r>
       <w:r>
         <w:tab/>
@@ -1674,7 +2526,23 @@
       </w:r>
       <w:proofErr w:type="gramEnd"/>
       <w:r>
-        <w:t xml:space="preserve"> каком случае этот метод не будет вызван вообще?</w:t>
+        <w:t xml:space="preserve"> GraphQLExceptionHandler.java добавьте обработчик для </w:t>
+      </w:r>
+      <w:proofErr w:type="spellStart"/>
+      <w:r>
+        <w:t>AuthorHasBooksException</w:t>
+      </w:r>
+      <w:proofErr w:type="spellEnd"/>
+      <w:r>
+        <w:t xml:space="preserve">, используя </w:t>
+      </w:r>
+      <w:proofErr w:type="spellStart"/>
+      <w:r>
+        <w:t>TypedGraphQLError.newPermissionDeniedBuilder</w:t>
+      </w:r>
+      <w:proofErr w:type="spellEnd"/>
+      <w:r>
+        <w:t>().</w:t>
       </w:r>
     </w:p>
     <w:p>
@@ -1683,57 +2551,19 @@
         <w:spacing w:line="360" w:lineRule="auto"/>
       </w:pPr>
       <w:r>
-        <w:rPr>
-          <w:lang w:val="en-US"/>
-        </w:rPr>
-        <w:t>2</w:t>
-      </w:r>
-      <w:r>
-        <w:rPr>
-          <w:lang w:val="en-US"/>
-        </w:rPr>
-        <w:t>.</w:t>
-      </w:r>
-      <w:r>
-        <w:rPr>
-          <w:lang w:val="en-US"/>
-        </w:rPr>
+        <w:t>3.</w:t>
+      </w:r>
+      <w:r>
         <w:tab/>
-      </w:r>
-      <w:r>
-        <w:t>Сравните</w:t>
-      </w:r>
-      <w:r>
-        <w:rPr>
-          <w:lang w:val="en-US"/>
-        </w:rPr>
-        <w:t xml:space="preserve"> GlobalExceptionHandler.java (REST) </w:t>
-      </w:r>
-      <w:r>
-        <w:t>и</w:t>
-      </w:r>
-      <w:r>
-        <w:rPr>
-          <w:lang w:val="en-US"/>
-        </w:rPr>
-        <w:t xml:space="preserve"> GraphQLExceptionHandler.java (</w:t>
+        <w:t xml:space="preserve">Вопрос: какой </w:t>
       </w:r>
       <w:proofErr w:type="spellStart"/>
       <w:r>
-        <w:rPr>
-          <w:lang w:val="en-US"/>
-        </w:rPr>
-        <w:t>GraphQL</w:t>
+        <w:t>classification</w:t>
       </w:r>
       <w:proofErr w:type="spellEnd"/>
       <w:r>
-        <w:rPr>
-          <w:lang w:val="en-US"/>
-        </w:rPr>
-        <w:t xml:space="preserve">). </w:t>
-      </w:r>
-      <w:r>
-        <w:t>В чём ключевые отличия подхода к обработке ошибок?</w:t>
+        <w:t xml:space="preserve"> будет у этой ошибки в ответе?</w:t>
       </w:r>
     </w:p>
     <w:p>
@@ -1742,15 +2572,15 @@
         <w:spacing w:line="360" w:lineRule="auto"/>
       </w:pPr>
       <w:r>
-        <w:t xml:space="preserve">Задание 2. Добавить </w:t>
+        <w:t xml:space="preserve">Задание 5. Включить </w:t>
       </w:r>
       <w:proofErr w:type="spellStart"/>
       <w:r>
-        <w:t>DataFetcher</w:t>
+        <w:t>GraphQL</w:t>
       </w:r>
       <w:proofErr w:type="spellEnd"/>
       <w:r>
-        <w:t xml:space="preserve"> для поиска книг по жанру</w:t>
+        <w:t>-метрики</w:t>
       </w:r>
     </w:p>
     <w:p>
@@ -1763,33 +2593,87 @@
       </w:r>
       <w:r>
         <w:tab/>
-        <w:t xml:space="preserve">В </w:t>
+        <w:t xml:space="preserve">Найдите в документации DGS, как включить трассировку запросов (подсказка: </w:t>
+      </w:r>
+      <w:proofErr w:type="spellStart"/>
+      <w:r>
+        <w:t>TracingInstrumentation</w:t>
+      </w:r>
+      <w:proofErr w:type="spellEnd"/>
+      <w:r>
+        <w:t>).</w:t>
+      </w:r>
+    </w:p>
+    <w:p>
+      <w:pPr>
+        <w:pStyle w:val="ab"/>
+        <w:spacing w:line="360" w:lineRule="auto"/>
+      </w:pPr>
+      <w:r>
+        <w:t>2.</w:t>
+      </w:r>
+      <w:r>
+        <w:tab/>
+        <w:t>Добавьте в GraphQLSecurityConfig.java новый @</w:t>
+      </w:r>
+      <w:proofErr w:type="spellStart"/>
+      <w:r>
+        <w:t>Bean</w:t>
+      </w:r>
+      <w:proofErr w:type="spellEnd"/>
+      <w:r>
+        <w:t>:</w:t>
+      </w:r>
+    </w:p>
+    <w:p>
+      <w:pPr>
+        <w:pStyle w:val="ab"/>
+        <w:spacing w:line="360" w:lineRule="auto"/>
+      </w:pPr>
+      <w:r>
+        <w:t>@</w:t>
+      </w:r>
+      <w:proofErr w:type="spellStart"/>
+      <w:r>
+        <w:t>Bean</w:t>
+      </w:r>
+      <w:proofErr w:type="spellEnd"/>
+    </w:p>
+    <w:p>
+      <w:pPr>
+        <w:pStyle w:val="ab"/>
+        <w:spacing w:line="360" w:lineRule="auto"/>
+        <w:rPr>
+          <w:lang w:val="en-US"/>
+        </w:rPr>
+      </w:pPr>
+      <w:r>
+        <w:rPr>
+          <w:lang w:val="en-US"/>
+        </w:rPr>
+        <w:t xml:space="preserve">public Instrumentation </w:t>
       </w:r>
       <w:proofErr w:type="spellStart"/>
       <w:proofErr w:type="gramStart"/>
       <w:r>
-        <w:t>schema.graphqls</w:t>
+        <w:rPr>
+          <w:lang w:val="en-US"/>
+        </w:rPr>
+        <w:t>tracingInstrumentation</w:t>
       </w:r>
       <w:proofErr w:type="spellEnd"/>
+      <w:r>
+        <w:rPr>
+          <w:lang w:val="en-US"/>
+        </w:rPr>
+        <w:t>(</w:t>
+      </w:r>
       <w:proofErr w:type="gramEnd"/>
       <w:r>
-        <w:t xml:space="preserve"> добавьте новое поле в </w:t>
-      </w:r>
-      <w:proofErr w:type="spellStart"/>
-      <w:r>
-        <w:t>type</w:t>
-      </w:r>
-      <w:proofErr w:type="spellEnd"/>
-      <w:r>
-        <w:t xml:space="preserve"> </w:t>
-      </w:r>
-      <w:proofErr w:type="spellStart"/>
-      <w:r>
-        <w:t>Query</w:t>
-      </w:r>
-      <w:proofErr w:type="spellEnd"/>
-      <w:r>
-        <w:t>:</w:t>
+        <w:rPr>
+          <w:lang w:val="en-US"/>
+        </w:rPr>
+        <w:t>) {</w:t>
       </w:r>
     </w:p>
     <w:p>
@@ -1800,13 +2684,19 @@
           <w:lang w:val="en-US"/>
         </w:rPr>
       </w:pPr>
+      <w:r>
+        <w:rPr>
+          <w:lang w:val="en-US"/>
+        </w:rPr>
+        <w:t xml:space="preserve">    return new </w:t>
+      </w:r>
       <w:proofErr w:type="spellStart"/>
       <w:proofErr w:type="gramStart"/>
       <w:r>
         <w:rPr>
           <w:lang w:val="en-US"/>
         </w:rPr>
-        <w:t>booksByGenre</w:t>
+        <w:t>TracingInstrumentation</w:t>
       </w:r>
       <w:proofErr w:type="spellEnd"/>
       <w:r>
@@ -1820,49 +2710,7 @@
         <w:rPr>
           <w:lang w:val="en-US"/>
         </w:rPr>
-        <w:t xml:space="preserve">genre: String!, page: </w:t>
-      </w:r>
-      <w:proofErr w:type="spellStart"/>
-      <w:r>
-        <w:rPr>
-          <w:lang w:val="en-US"/>
-        </w:rPr>
-        <w:t>Int</w:t>
-      </w:r>
-      <w:proofErr w:type="spellEnd"/>
-      <w:r>
-        <w:rPr>
-          <w:lang w:val="en-US"/>
-        </w:rPr>
-        <w:t xml:space="preserve"> = 0, size: </w:t>
-      </w:r>
-      <w:proofErr w:type="spellStart"/>
-      <w:r>
-        <w:rPr>
-          <w:lang w:val="en-US"/>
-        </w:rPr>
-        <w:t>Int</w:t>
-      </w:r>
-      <w:proofErr w:type="spellEnd"/>
-      <w:r>
-        <w:rPr>
-          <w:lang w:val="en-US"/>
-        </w:rPr>
-        <w:t xml:space="preserve"> = 20): </w:t>
-      </w:r>
-      <w:proofErr w:type="spellStart"/>
-      <w:r>
-        <w:rPr>
-          <w:lang w:val="en-US"/>
-        </w:rPr>
-        <w:t>BookConnection</w:t>
-      </w:r>
-      <w:proofErr w:type="spellEnd"/>
-      <w:r>
-        <w:rPr>
-          <w:lang w:val="en-US"/>
-        </w:rPr>
-        <w:t>!</w:t>
+        <w:t>);</w:t>
       </w:r>
     </w:p>
     <w:p>
@@ -1877,1064 +2725,51 @@
         <w:rPr>
           <w:lang w:val="en-US"/>
         </w:rPr>
-        <w:t>1.</w:t>
-      </w:r>
-      <w:r>
-        <w:rPr>
-          <w:lang w:val="en-US"/>
-        </w:rPr>
-        <w:tab/>
-      </w:r>
-      <w:r>
-        <w:t>В</w:t>
-      </w:r>
-      <w:r>
-        <w:rPr>
-          <w:lang w:val="en-US"/>
-        </w:rPr>
-        <w:t xml:space="preserve"> BookDataFetcher.java </w:t>
-      </w:r>
-      <w:r>
-        <w:t>добавьте</w:t>
-      </w:r>
-      <w:r>
-        <w:rPr>
-          <w:lang w:val="en-US"/>
-        </w:rPr>
-        <w:t xml:space="preserve"> </w:t>
-      </w:r>
-      <w:r>
-        <w:t>метод</w:t>
-      </w:r>
-      <w:r>
-        <w:rPr>
-          <w:lang w:val="en-US"/>
-        </w:rPr>
-        <w:t xml:space="preserve"> </w:t>
-      </w:r>
-      <w:proofErr w:type="spellStart"/>
-      <w:r>
-        <w:rPr>
-          <w:lang w:val="en-US"/>
-        </w:rPr>
-        <w:t>booksByGenre</w:t>
-      </w:r>
-      <w:proofErr w:type="spellEnd"/>
-      <w:r>
-        <w:rPr>
-          <w:lang w:val="en-US"/>
-        </w:rPr>
-        <w:t xml:space="preserve"> </w:t>
-      </w:r>
-      <w:r>
-        <w:t>с</w:t>
-      </w:r>
-      <w:r>
-        <w:rPr>
-          <w:lang w:val="en-US"/>
-        </w:rPr>
-        <w:t xml:space="preserve"> </w:t>
-      </w:r>
-      <w:r>
-        <w:t>аннотацией</w:t>
-      </w:r>
-      <w:r>
-        <w:rPr>
-          <w:lang w:val="en-US"/>
-        </w:rPr>
-        <w:t xml:space="preserve"> @</w:t>
-      </w:r>
-      <w:proofErr w:type="spellStart"/>
-      <w:r>
-        <w:rPr>
-          <w:lang w:val="en-US"/>
-        </w:rPr>
-        <w:t>DgsQuery</w:t>
-      </w:r>
-      <w:proofErr w:type="spellEnd"/>
-      <w:r>
-        <w:rPr>
-          <w:lang w:val="en-US"/>
-        </w:rPr>
-        <w:t xml:space="preserve">. </w:t>
-      </w:r>
-      <w:r>
-        <w:t>Он</w:t>
-      </w:r>
-      <w:r>
-        <w:rPr>
-          <w:lang w:val="en-US"/>
-        </w:rPr>
-        <w:t xml:space="preserve"> </w:t>
-      </w:r>
-      <w:r>
-        <w:t>должен</w:t>
-      </w:r>
-      <w:r>
-        <w:rPr>
-          <w:lang w:val="en-US"/>
-        </w:rPr>
-        <w:t>:</w:t>
+        <w:t>}</w:t>
       </w:r>
     </w:p>
     <w:p>
       <w:pPr>
         <w:pStyle w:val="ab"/>
         <w:spacing w:line="360" w:lineRule="auto"/>
-        <w:rPr>
-          <w:lang w:val="en-US"/>
-        </w:rPr>
-      </w:pPr>
-      <w:r>
-        <w:rPr>
-          <w:lang w:val="en-US"/>
-        </w:rPr>
+      </w:pPr>
+      <w:r>
         <w:t>1.</w:t>
       </w:r>
       <w:r>
-        <w:rPr>
-          <w:lang w:val="en-US"/>
-        </w:rPr>
         <w:tab/>
       </w:r>
       <w:r>
-        <w:t>Принимать</w:t>
-      </w:r>
-      <w:r>
-        <w:rPr>
-          <w:lang w:val="en-US"/>
-        </w:rPr>
-        <w:t xml:space="preserve"> genre, page, size </w:t>
-      </w:r>
-      <w:r>
-        <w:t>через</w:t>
-      </w:r>
-      <w:r>
-        <w:rPr>
-          <w:lang w:val="en-US"/>
-        </w:rPr>
-        <w:t xml:space="preserve"> @</w:t>
-      </w:r>
-      <w:proofErr w:type="spellStart"/>
-      <w:r>
-        <w:rPr>
-          <w:lang w:val="en-US"/>
-        </w:rPr>
-        <w:t>InputArgument</w:t>
-      </w:r>
-      <w:proofErr w:type="spellEnd"/>
-    </w:p>
-    <w:p>
-      <w:pPr>
-        <w:pStyle w:val="ab"/>
-        <w:spacing w:line="360" w:lineRule="auto"/>
-        <w:rPr>
-          <w:lang w:val="en-US"/>
-        </w:rPr>
-      </w:pPr>
-      <w:r>
-        <w:rPr>
-          <w:lang w:val="en-US"/>
-        </w:rPr>
-        <w:t>2.</w:t>
-      </w:r>
-      <w:r>
-        <w:rPr>
-          <w:lang w:val="en-US"/>
-        </w:rPr>
-        <w:tab/>
-      </w:r>
-      <w:r>
-        <w:t>Вызывать</w:t>
-      </w:r>
-      <w:r>
-        <w:rPr>
-          <w:lang w:val="en-US"/>
-        </w:rPr>
+        <w:t>Выполните</w:t>
+      </w:r>
+      <w:r>
         <w:t xml:space="preserve"> </w:t>
       </w:r>
-      <w:proofErr w:type="spellStart"/>
-      <w:r>
-        <w:rPr>
-          <w:lang w:val="en-US"/>
-        </w:rPr>
-        <w:t>bookService.findAllBooks</w:t>
-      </w:r>
-      <w:proofErr w:type="spellEnd"/>
-      <w:r>
-        <w:rPr>
-          <w:lang w:val="en-US"/>
-        </w:rPr>
-        <w:t xml:space="preserve">(null, genre, null, null, </w:t>
-      </w:r>
-      <w:proofErr w:type="spellStart"/>
-      <w:r>
-        <w:rPr>
-          <w:lang w:val="en-US"/>
-        </w:rPr>
-        <w:t>pageNum</w:t>
-      </w:r>
-      <w:proofErr w:type="spellEnd"/>
-      <w:r>
-        <w:rPr>
-          <w:lang w:val="en-US"/>
-        </w:rPr>
-        <w:t xml:space="preserve">, </w:t>
-      </w:r>
-      <w:proofErr w:type="spellStart"/>
-      <w:r>
-        <w:rPr>
-          <w:lang w:val="en-US"/>
-        </w:rPr>
-        <w:t>pageSize</w:t>
-      </w:r>
-      <w:proofErr w:type="spellEnd"/>
-      <w:r>
-        <w:rPr>
-          <w:lang w:val="en-US"/>
-        </w:rPr>
-        <w:t>)</w:t>
-      </w:r>
-    </w:p>
-    <w:p>
-      <w:pPr>
-        <w:pStyle w:val="ab"/>
-        <w:spacing w:line="360" w:lineRule="auto"/>
-        <w:rPr>
-          <w:lang w:val="en-US"/>
-        </w:rPr>
-      </w:pPr>
-      <w:r>
-        <w:rPr>
-          <w:lang w:val="en-US"/>
-        </w:rPr>
-        <w:t>3.</w:t>
-      </w:r>
-      <w:r>
-        <w:rPr>
-          <w:lang w:val="en-US"/>
-        </w:rPr>
-        <w:tab/>
-      </w:r>
-      <w:r>
-        <w:t>Возвращать</w:t>
-      </w:r>
-      <w:r>
-        <w:rPr>
-          <w:lang w:val="en-US"/>
-        </w:rPr>
+      <w:r>
+        <w:t>любой</w:t>
+      </w:r>
+      <w:r>
         <w:t xml:space="preserve"> </w:t>
       </w:r>
-      <w:proofErr w:type="spellStart"/>
-      <w:r>
-        <w:rPr>
-          <w:lang w:val="en-US"/>
-        </w:rPr>
-        <w:t>BookConnectionGql</w:t>
-      </w:r>
-      <w:proofErr w:type="spellEnd"/>
-    </w:p>
-    <w:p>
-      <w:pPr>
-        <w:pStyle w:val="ab"/>
-        <w:spacing w:line="360" w:lineRule="auto"/>
-        <w:rPr>
-          <w:lang w:val="en-US"/>
-        </w:rPr>
-      </w:pPr>
-      <w:r>
-        <w:rPr>
-          <w:lang w:val="en-US"/>
-        </w:rPr>
-        <w:t>2.</w:t>
-      </w:r>
-      <w:r>
-        <w:rPr>
-          <w:lang w:val="en-US"/>
-        </w:rPr>
-        <w:tab/>
-      </w:r>
-      <w:r>
-        <w:t>Протестируйте</w:t>
-      </w:r>
-      <w:r>
-        <w:rPr>
-          <w:lang w:val="en-US"/>
-        </w:rPr>
+      <w:r>
+        <w:t>запрос</w:t>
+      </w:r>
+      <w:r>
         <w:t xml:space="preserve"> </w:t>
       </w:r>
       <w:r>
         <w:t>в</w:t>
       </w:r>
       <w:r>
-        <w:rPr>
-          <w:lang w:val="en-US"/>
-        </w:rPr>
         <w:t xml:space="preserve"> </w:t>
       </w:r>
-      <w:proofErr w:type="spellStart"/>
       <w:r>
         <w:rPr>
           <w:lang w:val="en-US"/>
         </w:rPr>
         <w:t>GraphiQL</w:t>
       </w:r>
-      <w:proofErr w:type="spellEnd"/>
-      <w:r>
-        <w:rPr>
-          <w:lang w:val="en-US"/>
-        </w:rPr>
-        <w:t xml:space="preserve">: </w:t>
-      </w:r>
-      <w:proofErr w:type="gramStart"/>
-      <w:r>
-        <w:rPr>
-          <w:lang w:val="en-US"/>
-        </w:rPr>
-        <w:t xml:space="preserve">{ </w:t>
-      </w:r>
-      <w:proofErr w:type="spellStart"/>
-      <w:r>
-        <w:rPr>
-          <w:lang w:val="en-US"/>
-        </w:rPr>
-        <w:t>booksByGenre</w:t>
-      </w:r>
-      <w:proofErr w:type="spellEnd"/>
-      <w:proofErr w:type="gramEnd"/>
-      <w:r>
-        <w:rPr>
-          <w:lang w:val="en-US"/>
-        </w:rPr>
-        <w:t>(genre: "</w:t>
-      </w:r>
-      <w:r>
-        <w:t>Роман</w:t>
-      </w:r>
-      <w:r>
-        <w:rPr>
-          <w:lang w:val="en-US"/>
-        </w:rPr>
-        <w:t>") { content { title } } }</w:t>
-      </w:r>
-    </w:p>
-    <w:p>
-      <w:pPr>
-        <w:pStyle w:val="ab"/>
-        <w:spacing w:line="360" w:lineRule="auto"/>
-      </w:pPr>
-      <w:r>
-        <w:t xml:space="preserve">Задание 3. Добавить поле </w:t>
-      </w:r>
-      <w:proofErr w:type="spellStart"/>
-      <w:r>
-        <w:t>averageRating</w:t>
-      </w:r>
-      <w:proofErr w:type="spellEnd"/>
-      <w:r>
-        <w:t xml:space="preserve"> к типу </w:t>
-      </w:r>
-      <w:proofErr w:type="spellStart"/>
-      <w:r>
-        <w:t>Author</w:t>
-      </w:r>
-      <w:proofErr w:type="spellEnd"/>
-    </w:p>
-    <w:p>
-      <w:pPr>
-        <w:pStyle w:val="ab"/>
-        <w:spacing w:line="360" w:lineRule="auto"/>
-      </w:pPr>
-      <w:r>
-        <w:t xml:space="preserve">Реализуйте вычисляемое поле, которого нет в </w:t>
-      </w:r>
-      <w:proofErr w:type="spellStart"/>
-      <w:r>
-        <w:t>AuthorResponse</w:t>
-      </w:r>
-      <w:proofErr w:type="spellEnd"/>
-      <w:r>
-        <w:t xml:space="preserve">, но оно появится в </w:t>
-      </w:r>
-      <w:proofErr w:type="spellStart"/>
-      <w:r>
-        <w:t>GraphQL</w:t>
-      </w:r>
-      <w:proofErr w:type="spellEnd"/>
-      <w:r>
-        <w:t>.</w:t>
-      </w:r>
-    </w:p>
-    <w:p>
-      <w:pPr>
-        <w:pStyle w:val="ab"/>
-        <w:spacing w:line="360" w:lineRule="auto"/>
-        <w:rPr>
-          <w:lang w:val="en-US"/>
-        </w:rPr>
-      </w:pPr>
-      <w:r>
-        <w:rPr>
-          <w:lang w:val="en-US"/>
-        </w:rPr>
-        <w:lastRenderedPageBreak/>
-        <w:t>1.</w:t>
-      </w:r>
-      <w:r>
-        <w:rPr>
-          <w:lang w:val="en-US"/>
-        </w:rPr>
-        <w:tab/>
-      </w:r>
-      <w:r>
-        <w:t>В</w:t>
-      </w:r>
-      <w:r>
-        <w:rPr>
-          <w:lang w:val="en-US"/>
-        </w:rPr>
-        <w:t xml:space="preserve"> </w:t>
-      </w:r>
-      <w:proofErr w:type="spellStart"/>
-      <w:proofErr w:type="gramStart"/>
-      <w:r>
-        <w:rPr>
-          <w:lang w:val="en-US"/>
-        </w:rPr>
-        <w:t>schema.graphqls</w:t>
-      </w:r>
-      <w:proofErr w:type="spellEnd"/>
-      <w:proofErr w:type="gramEnd"/>
-      <w:r>
-        <w:rPr>
-          <w:lang w:val="en-US"/>
-        </w:rPr>
-        <w:t xml:space="preserve"> </w:t>
-      </w:r>
-      <w:r>
-        <w:t>добавьте</w:t>
-      </w:r>
-      <w:r>
-        <w:rPr>
-          <w:lang w:val="en-US"/>
-        </w:rPr>
-        <w:t xml:space="preserve"> </w:t>
-      </w:r>
-      <w:r>
-        <w:t>к</w:t>
-      </w:r>
-      <w:r>
-        <w:rPr>
-          <w:lang w:val="en-US"/>
-        </w:rPr>
-        <w:t xml:space="preserve"> </w:t>
-      </w:r>
-      <w:r>
-        <w:t>типу</w:t>
-      </w:r>
-      <w:r>
-        <w:rPr>
-          <w:lang w:val="en-US"/>
-        </w:rPr>
-        <w:t xml:space="preserve"> Author </w:t>
-      </w:r>
-      <w:r>
-        <w:t>поле</w:t>
-      </w:r>
-      <w:r>
-        <w:rPr>
-          <w:lang w:val="en-US"/>
-        </w:rPr>
-        <w:t xml:space="preserve"> </w:t>
-      </w:r>
-      <w:proofErr w:type="spellStart"/>
-      <w:r>
-        <w:rPr>
-          <w:lang w:val="en-US"/>
-        </w:rPr>
-        <w:t>averageRating</w:t>
-      </w:r>
-      <w:proofErr w:type="spellEnd"/>
-      <w:r>
-        <w:rPr>
-          <w:lang w:val="en-US"/>
-        </w:rPr>
-        <w:t>: Float</w:t>
-      </w:r>
-    </w:p>
-    <w:p>
-      <w:pPr>
-        <w:pStyle w:val="ab"/>
-        <w:spacing w:line="360" w:lineRule="auto"/>
-        <w:rPr>
-          <w:lang w:val="en-US"/>
-        </w:rPr>
-      </w:pPr>
-      <w:r>
-        <w:rPr>
-          <w:lang w:val="en-US"/>
-        </w:rPr>
-        <w:t>2.</w:t>
-      </w:r>
-      <w:r>
-        <w:rPr>
-          <w:lang w:val="en-US"/>
-        </w:rPr>
-        <w:tab/>
-      </w:r>
-      <w:r>
-        <w:t>Создайте</w:t>
-      </w:r>
-      <w:r>
-        <w:rPr>
-          <w:lang w:val="en-US"/>
-        </w:rPr>
-        <w:t xml:space="preserve"> </w:t>
-      </w:r>
-      <w:r>
-        <w:t>новый</w:t>
-      </w:r>
-      <w:r>
-        <w:rPr>
-          <w:lang w:val="en-US"/>
-        </w:rPr>
-        <w:t xml:space="preserve"> </w:t>
-      </w:r>
-      <w:proofErr w:type="spellStart"/>
-      <w:r>
-        <w:rPr>
-          <w:lang w:val="en-US"/>
-        </w:rPr>
-        <w:t>DataFetcher</w:t>
-      </w:r>
-      <w:proofErr w:type="spellEnd"/>
-      <w:r>
-        <w:rPr>
-          <w:lang w:val="en-US"/>
-        </w:rPr>
-        <w:t xml:space="preserve"> AuthorRatingDataFetcher.java </w:t>
-      </w:r>
-      <w:r>
-        <w:t>с</w:t>
-      </w:r>
-      <w:r>
-        <w:rPr>
-          <w:lang w:val="en-US"/>
-        </w:rPr>
-        <w:t xml:space="preserve"> @</w:t>
-      </w:r>
-      <w:proofErr w:type="spellStart"/>
-      <w:proofErr w:type="gramStart"/>
-      <w:r>
-        <w:rPr>
-          <w:lang w:val="en-US"/>
-        </w:rPr>
-        <w:t>DgsData</w:t>
-      </w:r>
-      <w:proofErr w:type="spellEnd"/>
-      <w:r>
-        <w:rPr>
-          <w:lang w:val="en-US"/>
-        </w:rPr>
-        <w:t>(</w:t>
-      </w:r>
-      <w:proofErr w:type="spellStart"/>
-      <w:proofErr w:type="gramEnd"/>
-      <w:r>
-        <w:rPr>
-          <w:lang w:val="en-US"/>
-        </w:rPr>
-        <w:t>parentType</w:t>
-      </w:r>
-      <w:proofErr w:type="spellEnd"/>
-      <w:r>
-        <w:rPr>
-          <w:lang w:val="en-US"/>
-        </w:rPr>
-        <w:t xml:space="preserve"> = "Author", field = "</w:t>
-      </w:r>
-      <w:proofErr w:type="spellStart"/>
-      <w:r>
-        <w:rPr>
-          <w:lang w:val="en-US"/>
-        </w:rPr>
-        <w:t>averageRating</w:t>
-      </w:r>
-      <w:proofErr w:type="spellEnd"/>
-      <w:r>
-        <w:rPr>
-          <w:lang w:val="en-US"/>
-        </w:rPr>
-        <w:t>")</w:t>
-      </w:r>
-    </w:p>
-    <w:p>
-      <w:pPr>
-        <w:pStyle w:val="ab"/>
-        <w:spacing w:line="360" w:lineRule="auto"/>
-      </w:pPr>
-      <w:r>
-        <w:t>3.</w:t>
-      </w:r>
-      <w:r>
-        <w:tab/>
-      </w:r>
-      <w:proofErr w:type="gramStart"/>
-      <w:r>
-        <w:t>В</w:t>
-      </w:r>
-      <w:proofErr w:type="gramEnd"/>
-      <w:r>
-        <w:t xml:space="preserve"> методе верните </w:t>
-      </w:r>
-      <w:proofErr w:type="spellStart"/>
-      <w:r>
-        <w:t>захардкоженное</w:t>
-      </w:r>
-      <w:proofErr w:type="spellEnd"/>
-      <w:r>
-        <w:t xml:space="preserve"> значение 4.5 (для демонстрации)</w:t>
-      </w:r>
-    </w:p>
-    <w:p>
-      <w:pPr>
-        <w:pStyle w:val="ab"/>
-        <w:spacing w:line="360" w:lineRule="auto"/>
-        <w:rPr>
-          <w:lang w:val="en-US"/>
-        </w:rPr>
-      </w:pPr>
-      <w:r>
-        <w:rPr>
-          <w:lang w:val="en-US"/>
-        </w:rPr>
-        <w:t>4.</w:t>
-      </w:r>
-      <w:r>
-        <w:rPr>
-          <w:lang w:val="en-US"/>
-        </w:rPr>
-        <w:tab/>
-      </w:r>
-      <w:r>
-        <w:t>Протестируйте</w:t>
-      </w:r>
-      <w:r>
-        <w:rPr>
-          <w:lang w:val="en-US"/>
-        </w:rPr>
-        <w:t xml:space="preserve">: </w:t>
-      </w:r>
-      <w:proofErr w:type="gramStart"/>
-      <w:r>
-        <w:rPr>
-          <w:lang w:val="en-US"/>
-        </w:rPr>
-        <w:t>{ author</w:t>
-      </w:r>
-      <w:proofErr w:type="gramEnd"/>
-      <w:r>
-        <w:rPr>
-          <w:lang w:val="en-US"/>
-        </w:rPr>
-        <w:t xml:space="preserve">(id: "1") { </w:t>
-      </w:r>
-      <w:proofErr w:type="spellStart"/>
-      <w:r>
-        <w:rPr>
-          <w:lang w:val="en-US"/>
-        </w:rPr>
-        <w:t>fullName</w:t>
-      </w:r>
-      <w:proofErr w:type="spellEnd"/>
-      <w:r>
-        <w:rPr>
-          <w:lang w:val="en-US"/>
-        </w:rPr>
-        <w:t xml:space="preserve"> </w:t>
-      </w:r>
-      <w:proofErr w:type="spellStart"/>
-      <w:r>
-        <w:rPr>
-          <w:lang w:val="en-US"/>
-        </w:rPr>
-        <w:t>averageRating</w:t>
-      </w:r>
-      <w:proofErr w:type="spellEnd"/>
-      <w:r>
-        <w:rPr>
-          <w:lang w:val="en-US"/>
-        </w:rPr>
-        <w:t xml:space="preserve"> } }</w:t>
-      </w:r>
-    </w:p>
-    <w:p>
-      <w:pPr>
-        <w:pStyle w:val="ab"/>
-        <w:spacing w:line="360" w:lineRule="auto"/>
-      </w:pPr>
-      <w:r>
-        <w:t>5.</w:t>
-      </w:r>
-      <w:r>
-        <w:tab/>
-        <w:t xml:space="preserve">Вопрос: Что произойдёт, если клиент НЕ запросит поле </w:t>
-      </w:r>
-      <w:proofErr w:type="spellStart"/>
-      <w:r>
-        <w:t>averageRating</w:t>
-      </w:r>
-      <w:proofErr w:type="spellEnd"/>
-      <w:r>
-        <w:t xml:space="preserve">? Будет ли вызван ваш </w:t>
-      </w:r>
-      <w:proofErr w:type="spellStart"/>
-      <w:r>
-        <w:t>DataFetcher</w:t>
-      </w:r>
-      <w:proofErr w:type="spellEnd"/>
-      <w:r>
-        <w:t>?</w:t>
-      </w:r>
-    </w:p>
-    <w:p>
-      <w:pPr>
-        <w:pStyle w:val="ab"/>
-        <w:spacing w:line="360" w:lineRule="auto"/>
-      </w:pPr>
-      <w:r>
-        <w:t>Задание 4. Обработка нового исключения</w:t>
-      </w:r>
-    </w:p>
-    <w:p>
-      <w:pPr>
-        <w:pStyle w:val="ab"/>
-        <w:spacing w:line="360" w:lineRule="auto"/>
-      </w:pPr>
-      <w:r>
-        <w:t>1.</w:t>
-      </w:r>
-      <w:r>
-        <w:tab/>
-        <w:t>В контракте (</w:t>
-      </w:r>
-      <w:proofErr w:type="spellStart"/>
-      <w:r>
-        <w:t>books-api-contract</w:t>
-      </w:r>
-      <w:proofErr w:type="spellEnd"/>
-      <w:r>
-        <w:t xml:space="preserve">) создайте исключение </w:t>
-      </w:r>
-      <w:proofErr w:type="spellStart"/>
-      <w:proofErr w:type="gramStart"/>
-      <w:r>
-        <w:t>AuthorHasBooksException</w:t>
-      </w:r>
-      <w:proofErr w:type="spellEnd"/>
-      <w:r>
-        <w:t>(</w:t>
-      </w:r>
-      <w:proofErr w:type="spellStart"/>
-      <w:proofErr w:type="gramEnd"/>
-      <w:r>
-        <w:t>Long</w:t>
-      </w:r>
-      <w:proofErr w:type="spellEnd"/>
-      <w:r>
-        <w:t xml:space="preserve"> </w:t>
-      </w:r>
-      <w:proofErr w:type="spellStart"/>
-      <w:r>
-        <w:t>authorId</w:t>
-      </w:r>
-      <w:proofErr w:type="spellEnd"/>
-      <w:r>
-        <w:t>) - бросается, когда пытаются удалить автора, у которого есть книги (без каскадного удаления).</w:t>
-      </w:r>
-    </w:p>
-    <w:p>
-      <w:pPr>
-        <w:pStyle w:val="ab"/>
-        <w:spacing w:line="360" w:lineRule="auto"/>
-      </w:pPr>
-      <w:r>
-        <w:t>2.</w:t>
-      </w:r>
-      <w:r>
-        <w:tab/>
-      </w:r>
-      <w:proofErr w:type="gramStart"/>
-      <w:r>
-        <w:t>В</w:t>
-      </w:r>
-      <w:proofErr w:type="gramEnd"/>
-      <w:r>
-        <w:t xml:space="preserve"> GraphQLExceptionHandler.java добавьте обработчик для </w:t>
-      </w:r>
-      <w:proofErr w:type="spellStart"/>
-      <w:r>
-        <w:t>AuthorHasBooksException</w:t>
-      </w:r>
-      <w:proofErr w:type="spellEnd"/>
-      <w:r>
-        <w:t xml:space="preserve">, используя </w:t>
-      </w:r>
-      <w:proofErr w:type="spellStart"/>
-      <w:r>
-        <w:t>TypedGraphQLError.newPermissionDeniedBuilder</w:t>
-      </w:r>
-      <w:proofErr w:type="spellEnd"/>
-      <w:r>
-        <w:t>().</w:t>
-      </w:r>
-    </w:p>
-    <w:p>
-      <w:pPr>
-        <w:pStyle w:val="ab"/>
-        <w:spacing w:line="360" w:lineRule="auto"/>
-      </w:pPr>
-      <w:r>
-        <w:t>3.</w:t>
-      </w:r>
-      <w:r>
-        <w:tab/>
-        <w:t xml:space="preserve">Вопрос: какой </w:t>
-      </w:r>
-      <w:proofErr w:type="spellStart"/>
-      <w:r>
-        <w:t>classification</w:t>
-      </w:r>
-      <w:proofErr w:type="spellEnd"/>
-      <w:r>
-        <w:t xml:space="preserve"> будет у этой ошибки в ответе?</w:t>
-      </w:r>
-    </w:p>
-    <w:p>
-      <w:pPr>
-        <w:pStyle w:val="ab"/>
-        <w:spacing w:line="360" w:lineRule="auto"/>
-      </w:pPr>
-      <w:r>
-        <w:t xml:space="preserve">Задание 5. Включить </w:t>
-      </w:r>
-      <w:proofErr w:type="spellStart"/>
-      <w:r>
-        <w:t>GraphQL</w:t>
-      </w:r>
-      <w:proofErr w:type="spellEnd"/>
-      <w:r>
-        <w:t>-метрики</w:t>
-      </w:r>
-    </w:p>
-    <w:p>
-      <w:pPr>
-        <w:pStyle w:val="ab"/>
-        <w:spacing w:line="360" w:lineRule="auto"/>
-      </w:pPr>
-      <w:r>
-        <w:t>1.</w:t>
-      </w:r>
-      <w:r>
-        <w:tab/>
-        <w:t xml:space="preserve">Найдите в документации DGS, как включить трассировку запросов (подсказка: </w:t>
-      </w:r>
-      <w:proofErr w:type="spellStart"/>
-      <w:r>
-        <w:t>TracingInstrumentation</w:t>
-      </w:r>
-      <w:proofErr w:type="spellEnd"/>
-      <w:r>
-        <w:t>).</w:t>
-      </w:r>
-    </w:p>
-    <w:p>
-      <w:pPr>
-        <w:pStyle w:val="ab"/>
-        <w:spacing w:line="360" w:lineRule="auto"/>
-      </w:pPr>
-      <w:r>
-        <w:t>2.</w:t>
-      </w:r>
-      <w:r>
-        <w:tab/>
-        <w:t>Добавьте в GraphQLSecurityConfig.java новый @</w:t>
-      </w:r>
-      <w:proofErr w:type="spellStart"/>
-      <w:r>
-        <w:t>Bean</w:t>
-      </w:r>
-      <w:proofErr w:type="spellEnd"/>
-      <w:r>
-        <w:t>:</w:t>
-      </w:r>
-    </w:p>
-    <w:p>
-      <w:pPr>
-        <w:pStyle w:val="ab"/>
-        <w:spacing w:line="360" w:lineRule="auto"/>
-      </w:pPr>
-      <w:r>
-        <w:t>@</w:t>
-      </w:r>
-      <w:proofErr w:type="spellStart"/>
-      <w:r>
-        <w:t>Bean</w:t>
-      </w:r>
-      <w:proofErr w:type="spellEnd"/>
-    </w:p>
-    <w:p>
-      <w:pPr>
-        <w:pStyle w:val="ab"/>
-        <w:spacing w:line="360" w:lineRule="auto"/>
-      </w:pPr>
-      <w:proofErr w:type="spellStart"/>
-      <w:r>
-        <w:t>public</w:t>
-      </w:r>
-      <w:proofErr w:type="spellEnd"/>
-      <w:r>
-        <w:t xml:space="preserve"> </w:t>
-      </w:r>
-      <w:proofErr w:type="spellStart"/>
-      <w:r>
-        <w:t>Instrumentation</w:t>
-      </w:r>
-      <w:proofErr w:type="spellEnd"/>
-      <w:r>
-        <w:t xml:space="preserve"> </w:t>
-      </w:r>
-      <w:proofErr w:type="spellStart"/>
-      <w:proofErr w:type="gramStart"/>
-      <w:r>
-        <w:t>tracingInstrumentation</w:t>
-      </w:r>
-      <w:proofErr w:type="spellEnd"/>
-      <w:r>
-        <w:t>(</w:t>
-      </w:r>
-      <w:proofErr w:type="gramEnd"/>
-      <w:r>
-        <w:t>) {</w:t>
-      </w:r>
-    </w:p>
-    <w:p>
-      <w:pPr>
-        <w:pStyle w:val="ab"/>
-        <w:spacing w:line="360" w:lineRule="auto"/>
-        <w:rPr>
-          <w:lang w:val="en-US"/>
-        </w:rPr>
-      </w:pPr>
-      <w:r>
-        <w:rPr>
-          <w:lang w:val="en-US"/>
-        </w:rPr>
-        <w:t xml:space="preserve">    return new </w:t>
-      </w:r>
-      <w:proofErr w:type="spellStart"/>
-      <w:proofErr w:type="gramStart"/>
-      <w:r>
-        <w:rPr>
-          <w:lang w:val="en-US"/>
-        </w:rPr>
-        <w:t>TracingInstrumentation</w:t>
-      </w:r>
-      <w:proofErr w:type="spellEnd"/>
-      <w:r>
-        <w:rPr>
-          <w:lang w:val="en-US"/>
-        </w:rPr>
-        <w:t>(</w:t>
-      </w:r>
-      <w:proofErr w:type="gramEnd"/>
-      <w:r>
-        <w:rPr>
-          <w:lang w:val="en-US"/>
-        </w:rPr>
-        <w:t>);</w:t>
-      </w:r>
-    </w:p>
-    <w:p>
-      <w:pPr>
-        <w:pStyle w:val="ab"/>
-        <w:spacing w:line="360" w:lineRule="auto"/>
-        <w:rPr>
-          <w:lang w:val="en-US"/>
-        </w:rPr>
-      </w:pPr>
-      <w:r>
-        <w:rPr>
-          <w:lang w:val="en-US"/>
-        </w:rPr>
-        <w:t>}</w:t>
-      </w:r>
-    </w:p>
-    <w:p>
-      <w:pPr>
-        <w:pStyle w:val="ab"/>
-        <w:spacing w:line="360" w:lineRule="auto"/>
-      </w:pPr>
-      <w:r>
-        <w:rPr>
-          <w:lang w:val="en-US"/>
-        </w:rPr>
-        <w:t>1.</w:t>
-      </w:r>
-      <w:r>
-        <w:rPr>
-          <w:lang w:val="en-US"/>
-        </w:rPr>
-        <w:tab/>
-      </w:r>
-      <w:r>
-        <w:t>Выполните</w:t>
-      </w:r>
-      <w:r>
-        <w:rPr>
-          <w:lang w:val="en-US"/>
-        </w:rPr>
-        <w:t xml:space="preserve"> </w:t>
-      </w:r>
-      <w:r>
-        <w:t>любой</w:t>
-      </w:r>
-      <w:r>
-        <w:rPr>
-          <w:lang w:val="en-US"/>
-        </w:rPr>
-        <w:t xml:space="preserve"> </w:t>
-      </w:r>
-      <w:r>
-        <w:t>запрос</w:t>
-      </w:r>
-      <w:r>
-        <w:rPr>
-          <w:lang w:val="en-US"/>
-        </w:rPr>
-        <w:t xml:space="preserve"> </w:t>
-      </w:r>
-      <w:r>
-        <w:t>в</w:t>
-      </w:r>
-      <w:r>
-        <w:rPr>
-          <w:lang w:val="en-US"/>
-        </w:rPr>
-        <w:t xml:space="preserve"> </w:t>
-      </w:r>
-      <w:proofErr w:type="spellStart"/>
-      <w:r>
-        <w:rPr>
-          <w:lang w:val="en-US"/>
-        </w:rPr>
-        <w:t>GraphiQL</w:t>
-      </w:r>
-      <w:proofErr w:type="spellEnd"/>
-      <w:r>
-        <w:rPr>
-          <w:lang w:val="en-US"/>
-        </w:rPr>
+      <w:r>
         <w:t xml:space="preserve">. </w:t>
       </w:r>
       <w:r>
@@ -3809,8 +3644,6 @@
         <w:lastRenderedPageBreak/>
         <w:t>Продолжение таблицы 2</w:t>
       </w:r>
-      <w:bookmarkStart w:id="3" w:name="_GoBack"/>
-      <w:bookmarkEnd w:id="3"/>
     </w:p>
     <w:tbl>
       <w:tblPr>
@@ -4313,68 +4146,53 @@
           <w:tab w:val="left" w:pos="2840"/>
         </w:tabs>
         <w:spacing w:line="360" w:lineRule="auto"/>
-        <w:rPr>
-          <w:lang w:val="en-US"/>
-        </w:rPr>
       </w:pPr>
       <w:r>
         <w:t>Сравнение</w:t>
       </w:r>
       <w:r>
-        <w:rPr>
-          <w:lang w:val="en-US"/>
-        </w:rPr>
         <w:t xml:space="preserve"> </w:t>
       </w:r>
-      <w:proofErr w:type="spellStart"/>
       <w:r>
         <w:rPr>
           <w:lang w:val="en-US"/>
         </w:rPr>
         <w:t>GlobalExceptionHandler</w:t>
       </w:r>
-      <w:proofErr w:type="spellEnd"/>
-      <w:r>
-        <w:rPr>
-          <w:lang w:val="en-US"/>
-        </w:rPr>
-        <w:t xml:space="preserve"> (REST) </w:t>
+      <w:r>
+        <w:t xml:space="preserve"> (</w:t>
+      </w:r>
+      <w:r>
+        <w:rPr>
+          <w:lang w:val="en-US"/>
+        </w:rPr>
+        <w:t>REST</w:t>
+      </w:r>
+      <w:r>
+        <w:t xml:space="preserve">) </w:t>
       </w:r>
       <w:r>
         <w:t>и</w:t>
       </w:r>
       <w:r>
-        <w:rPr>
-          <w:lang w:val="en-US"/>
-        </w:rPr>
         <w:t xml:space="preserve"> </w:t>
       </w:r>
-      <w:proofErr w:type="spellStart"/>
       <w:r>
         <w:rPr>
           <w:lang w:val="en-US"/>
         </w:rPr>
         <w:t>GraphQLExceptionHandler</w:t>
       </w:r>
-      <w:proofErr w:type="spellEnd"/>
-      <w:r>
-        <w:rPr>
-          <w:lang w:val="en-US"/>
-        </w:rPr>
+      <w:r>
         <w:t xml:space="preserve"> (</w:t>
       </w:r>
-      <w:proofErr w:type="spellStart"/>
       <w:r>
         <w:rPr>
           <w:lang w:val="en-US"/>
         </w:rPr>
         <w:t>GraphQL</w:t>
       </w:r>
-      <w:proofErr w:type="spellEnd"/>
-      <w:r>
-        <w:rPr>
-          <w:lang w:val="en-US"/>
-        </w:rPr>
+      <w:r>
         <w:t>):</w:t>
       </w:r>
     </w:p>
@@ -4452,14 +4270,12 @@
       <w:r>
         <w:t xml:space="preserve"> обрабатываются </w:t>
       </w:r>
-      <w:proofErr w:type="spellStart"/>
       <w:r>
         <w:rPr>
           <w:lang w:val="en-US"/>
         </w:rPr>
         <w:t>DataFetcherExceptionHandler</w:t>
       </w:r>
-      <w:proofErr w:type="spellEnd"/>
       <w:r>
         <w:t xml:space="preserve">, </w:t>
       </w:r>
@@ -4489,11 +4305,11 @@
         <w:jc w:val="center"/>
         <w:outlineLvl w:val="1"/>
       </w:pPr>
-      <w:bookmarkStart w:id="4" w:name="_Toc232199850"/>
+      <w:bookmarkStart w:id="3" w:name="_Toc232199850"/>
       <w:r>
         <w:t>Задание № 2</w:t>
       </w:r>
-      <w:bookmarkEnd w:id="4"/>
+      <w:bookmarkEnd w:id="3"/>
     </w:p>
     <w:p>
       <w:pPr>
@@ -4519,6 +4335,10 @@
         <w:spacing w:line="360" w:lineRule="auto"/>
       </w:pPr>
       <w:r>
+        <w:rPr>
+          <w:noProof/>
+          <w:lang w:eastAsia="ru-RU"/>
+        </w:rPr>
         <w:lastRenderedPageBreak/>
         <w:drawing>
           <wp:inline distT="0" distB="0" distL="0" distR="0" wp14:anchorId="1CE720E9" wp14:editId="5172A079">
@@ -4606,6 +4426,8 @@
       <w:r>
         <w:rPr>
           <w:rFonts w:cs="Times New Roman"/>
+          <w:noProof/>
+          <w:lang w:eastAsia="ru-RU"/>
         </w:rPr>
         <w:drawing>
           <wp:inline distT="0" distB="0" distL="0" distR="0" wp14:anchorId="2D78C783" wp14:editId="18EE5B0D">
@@ -4690,11 +4512,12 @@
           <w:rFonts w:cs="Times New Roman"/>
           <w:lang w:val="en-US"/>
         </w:rPr>
+        <w:lastRenderedPageBreak/>
         <w:drawing>
-          <wp:inline distT="0" distB="0" distL="0" distR="0" wp14:anchorId="76FF9E94" wp14:editId="3BBAFD22">
-            <wp:extent cx="5940425" cy="967740"/>
-            <wp:effectExtent l="0" t="0" r="3175" b="3810"/>
-            <wp:docPr id="3" name="Рисунок 3"/>
+          <wp:inline distT="0" distB="0" distL="0" distR="0" wp14:anchorId="6D3E0E0A" wp14:editId="2BC29D51">
+            <wp:extent cx="5940425" cy="4547235"/>
+            <wp:effectExtent l="0" t="0" r="3175" b="5715"/>
+            <wp:docPr id="6" name="Рисунок 6"/>
             <wp:cNvGraphicFramePr>
               <a:graphicFrameLocks xmlns:a="http://schemas.openxmlformats.org/drawingml/2006/main" noChangeAspect="1"/>
             </wp:cNvGraphicFramePr>
@@ -4714,7 +4537,7 @@
                   <pic:spPr>
                     <a:xfrm>
                       <a:off x="0" y="0"/>
-                      <a:ext cx="5940425" cy="967740"/>
+                      <a:ext cx="5940425" cy="4547235"/>
                     </a:xfrm>
                     <a:prstGeom prst="rect">
                       <a:avLst/>
@@ -4774,11 +4597,11 @@
         <w:jc w:val="center"/>
         <w:outlineLvl w:val="1"/>
       </w:pPr>
-      <w:bookmarkStart w:id="5" w:name="_Toc232199851"/>
+      <w:bookmarkStart w:id="4" w:name="_Toc232199851"/>
       <w:r>
         <w:t>Задание № 3</w:t>
       </w:r>
-      <w:bookmarkEnd w:id="5"/>
+      <w:bookmarkEnd w:id="4"/>
     </w:p>
     <w:p>
       <w:pPr>
@@ -4802,6 +4625,8 @@
       <w:r>
         <w:rPr>
           <w:rFonts w:cs="Times New Roman"/>
+          <w:noProof/>
+          <w:lang w:eastAsia="ru-RU"/>
         </w:rPr>
         <w:lastRenderedPageBreak/>
         <w:drawing>
@@ -4890,6 +4715,8 @@
       <w:r>
         <w:rPr>
           <w:rFonts w:cs="Times New Roman"/>
+          <w:noProof/>
+          <w:lang w:eastAsia="ru-RU"/>
         </w:rPr>
         <w:drawing>
           <wp:inline distT="0" distB="0" distL="0" distR="0" wp14:anchorId="46430F7C" wp14:editId="310E4C7C">
@@ -4972,11 +4799,12 @@
         <w:rPr>
           <w:rFonts w:cs="Times New Roman"/>
         </w:rPr>
+        <w:lastRenderedPageBreak/>
         <w:drawing>
-          <wp:inline distT="0" distB="0" distL="0" distR="0" wp14:anchorId="4603CDE2" wp14:editId="030507AA">
-            <wp:extent cx="5940425" cy="784860"/>
-            <wp:effectExtent l="0" t="0" r="3175" b="0"/>
-            <wp:docPr id="7" name="Рисунок 7"/>
+          <wp:inline distT="0" distB="0" distL="0" distR="0" wp14:anchorId="297D7A86" wp14:editId="056EBE7A">
+            <wp:extent cx="5940425" cy="3695065"/>
+            <wp:effectExtent l="0" t="0" r="3175" b="635"/>
+            <wp:docPr id="8" name="Рисунок 8"/>
             <wp:cNvGraphicFramePr>
               <a:graphicFrameLocks xmlns:a="http://schemas.openxmlformats.org/drawingml/2006/main" noChangeAspect="1"/>
             </wp:cNvGraphicFramePr>
@@ -4996,7 +4824,7 @@
                   <pic:spPr>
                     <a:xfrm>
                       <a:off x="0" y="0"/>
-                      <a:ext cx="5940425" cy="784860"/>
+                      <a:ext cx="5940425" cy="3695065"/>
                     </a:xfrm>
                     <a:prstGeom prst="rect">
                       <a:avLst/>
@@ -5032,7 +4860,6 @@
         <w:rPr>
           <w:rFonts w:cs="Times New Roman"/>
         </w:rPr>
-        <w:lastRenderedPageBreak/>
         <w:t xml:space="preserve">Если клиент не попросит данное поле, то </w:t>
       </w:r>
       <w:proofErr w:type="spellStart"/>
@@ -5072,11 +4899,11 @@
         <w:jc w:val="center"/>
         <w:outlineLvl w:val="1"/>
       </w:pPr>
-      <w:bookmarkStart w:id="6" w:name="_Toc232199852"/>
+      <w:bookmarkStart w:id="5" w:name="_Toc232199852"/>
       <w:r>
         <w:t>Задание № 4</w:t>
       </w:r>
-      <w:bookmarkEnd w:id="6"/>
+      <w:bookmarkEnd w:id="5"/>
     </w:p>
     <w:p>
       <w:pPr>
@@ -5101,11 +4928,14 @@
         <w:rPr>
           <w:rFonts w:cs="Times New Roman"/>
         </w:rPr>
+        <w:lastRenderedPageBreak/>
         <w:t xml:space="preserve"> </w:t>
       </w:r>
       <w:r>
         <w:rPr>
           <w:rFonts w:cs="Times New Roman"/>
+          <w:noProof/>
+          <w:lang w:eastAsia="ru-RU"/>
         </w:rPr>
         <w:drawing>
           <wp:inline distT="0" distB="0" distL="0" distR="0" wp14:anchorId="74BF6A36" wp14:editId="69DE58D2">
@@ -5266,40 +5096,42 @@
         <w:rPr>
           <w:rFonts w:cs="Times New Roman"/>
         </w:rPr>
+        <w:t xml:space="preserve">Изменяю сервис автора, а именно метод связанный с удалением, </w:t>
+      </w:r>
+      <w:proofErr w:type="spellStart"/>
+      <w:r>
+        <w:rPr>
+          <w:rFonts w:cs="Times New Roman"/>
+        </w:rPr>
+        <w:t>предствлено</w:t>
+      </w:r>
+      <w:proofErr w:type="spellEnd"/>
+      <w:r>
+        <w:rPr>
+          <w:rFonts w:cs="Times New Roman"/>
+        </w:rPr>
+        <w:t xml:space="preserve"> на рисунке 9. </w:t>
+      </w:r>
+      <w:r>
+        <w:rPr>
+          <w:rFonts w:cs="Times New Roman"/>
+        </w:rPr>
+        <w:br/>
+      </w:r>
+    </w:p>
+    <w:p>
+      <w:pPr>
+        <w:rPr>
+          <w:rFonts w:cs="Times New Roman"/>
+        </w:rPr>
+      </w:pPr>
+      <w:r>
+        <w:rPr>
+          <w:rFonts w:cs="Times New Roman"/>
+          <w:noProof/>
+          <w:lang w:eastAsia="ru-RU"/>
+        </w:rPr>
         <w:lastRenderedPageBreak/>
-        <w:t xml:space="preserve">Изменяю сервис автора, а именно метод связанный с удалением, </w:t>
-      </w:r>
-      <w:proofErr w:type="spellStart"/>
-      <w:r>
-        <w:rPr>
-          <w:rFonts w:cs="Times New Roman"/>
-        </w:rPr>
-        <w:t>предствлено</w:t>
-      </w:r>
-      <w:proofErr w:type="spellEnd"/>
-      <w:r>
-        <w:rPr>
-          <w:rFonts w:cs="Times New Roman"/>
-        </w:rPr>
-        <w:t xml:space="preserve"> на рисунке 9. </w:t>
-      </w:r>
-      <w:r>
-        <w:rPr>
-          <w:rFonts w:cs="Times New Roman"/>
-        </w:rPr>
-        <w:br/>
-      </w:r>
-    </w:p>
-    <w:p>
-      <w:pPr>
-        <w:rPr>
-          <w:rFonts w:cs="Times New Roman"/>
-        </w:rPr>
-      </w:pPr>
-      <w:r>
-        <w:rPr>
-          <w:rFonts w:cs="Times New Roman"/>
-        </w:rPr>
         <w:drawing>
           <wp:inline distT="0" distB="0" distL="0" distR="0" wp14:anchorId="57F156ED" wp14:editId="7F4BF7E0">
             <wp:extent cx="5940425" cy="1740535"/>
@@ -5461,10 +5293,10 @@
           <w:rFonts w:cs="Times New Roman"/>
         </w:rPr>
         <w:drawing>
-          <wp:inline distT="0" distB="0" distL="0" distR="0" wp14:anchorId="2B5A6B4C" wp14:editId="5FF74159">
-            <wp:extent cx="5940425" cy="808355"/>
-            <wp:effectExtent l="0" t="0" r="3175" b="0"/>
-            <wp:docPr id="12" name="Рисунок 12"/>
+          <wp:inline distT="0" distB="0" distL="0" distR="0" wp14:anchorId="4AC6D272" wp14:editId="4C910180">
+            <wp:extent cx="5940425" cy="3023870"/>
+            <wp:effectExtent l="0" t="0" r="3175" b="5080"/>
+            <wp:docPr id="15" name="Рисунок 15"/>
             <wp:cNvGraphicFramePr>
               <a:graphicFrameLocks xmlns:a="http://schemas.openxmlformats.org/drawingml/2006/main" noChangeAspect="1"/>
             </wp:cNvGraphicFramePr>
@@ -5484,7 +5316,7 @@
                   <pic:spPr>
                     <a:xfrm>
                       <a:off x="0" y="0"/>
-                      <a:ext cx="5940425" cy="808355"/>
+                      <a:ext cx="5940425" cy="3023870"/>
                     </a:xfrm>
                     <a:prstGeom prst="rect">
                       <a:avLst/>
@@ -5518,11 +5350,11 @@
         <w:jc w:val="center"/>
         <w:outlineLvl w:val="1"/>
       </w:pPr>
-      <w:bookmarkStart w:id="7" w:name="_Toc232199853"/>
+      <w:bookmarkStart w:id="6" w:name="_Toc232199853"/>
       <w:r>
         <w:t>Задание № 5</w:t>
       </w:r>
-      <w:bookmarkEnd w:id="7"/>
+      <w:bookmarkEnd w:id="6"/>
     </w:p>
     <w:p>
       <w:pPr>
@@ -5642,7 +5474,10 @@
       <w:r>
         <w:rPr>
           <w:rFonts w:cs="Times New Roman"/>
-        </w:rPr>
+          <w:noProof/>
+          <w:lang w:eastAsia="ru-RU"/>
+        </w:rPr>
+        <w:lastRenderedPageBreak/>
         <w:drawing>
           <wp:inline distT="0" distB="0" distL="0" distR="0" wp14:anchorId="6703BED3" wp14:editId="15BC9F76">
             <wp:extent cx="5761219" cy="967824"/>
@@ -5684,7 +5519,6 @@
       <w:pPr>
         <w:rPr>
           <w:rFonts w:cs="Times New Roman"/>
-          <w:lang w:val="en-US"/>
         </w:rPr>
       </w:pPr>
       <w:r>
@@ -5698,7 +5532,13 @@
           <w:rFonts w:cs="Times New Roman"/>
           <w:lang w:val="en-US"/>
         </w:rPr>
-        <w:t xml:space="preserve">Bean </w:t>
+        <w:t>Bean</w:t>
+      </w:r>
+      <w:r>
+        <w:rPr>
+          <w:rFonts w:cs="Times New Roman"/>
+        </w:rPr>
+        <w:t xml:space="preserve"> </w:t>
       </w:r>
     </w:p>
     <w:p>
@@ -5726,12 +5566,11 @@
           <w:rFonts w:cs="Times New Roman"/>
           <w:lang w:val="en-US"/>
         </w:rPr>
-        <w:lastRenderedPageBreak/>
         <w:drawing>
-          <wp:inline distT="0" distB="0" distL="0" distR="0" wp14:anchorId="3E23B6F9" wp14:editId="42B5536D">
-            <wp:extent cx="5940425" cy="2065020"/>
-            <wp:effectExtent l="0" t="0" r="3175" b="0"/>
-            <wp:docPr id="14" name="Рисунок 14"/>
+          <wp:inline distT="0" distB="0" distL="0" distR="0" wp14:anchorId="28E4FC7F" wp14:editId="73B76A14">
+            <wp:extent cx="3177815" cy="6111770"/>
+            <wp:effectExtent l="0" t="0" r="3810" b="3810"/>
+            <wp:docPr id="16" name="Рисунок 16"/>
             <wp:cNvGraphicFramePr>
               <a:graphicFrameLocks xmlns:a="http://schemas.openxmlformats.org/drawingml/2006/main" noChangeAspect="1"/>
             </wp:cNvGraphicFramePr>
@@ -5751,7 +5590,7 @@
                   <pic:spPr>
                     <a:xfrm>
                       <a:off x="0" y="0"/>
-                      <a:ext cx="5940425" cy="2065020"/>
+                      <a:ext cx="3177815" cy="6111770"/>
                     </a:xfrm>
                     <a:prstGeom prst="rect">
                       <a:avLst/>
@@ -5787,6 +5626,7 @@
         <w:rPr>
           <w:rFonts w:cs="Times New Roman"/>
         </w:rPr>
+        <w:lastRenderedPageBreak/>
         <w:t xml:space="preserve">Трассировка раскрывает внутреннее устройства </w:t>
       </w:r>
       <w:r>
@@ -6015,15 +5855,27 @@
     </w:p>
     <w:p>
       <w:pPr>
+        <w:tabs>
+          <w:tab w:val="left" w:pos="5685"/>
+        </w:tabs>
         <w:spacing w:line="259" w:lineRule="auto"/>
         <w:ind w:firstLine="0"/>
         <w:rPr>
           <w:rFonts w:cs="Times New Roman"/>
         </w:rPr>
       </w:pPr>
-    </w:p>
-    <w:p>
-      <w:pPr>
+      <w:r>
+        <w:rPr>
+          <w:rFonts w:cs="Times New Roman"/>
+        </w:rPr>
+        <w:tab/>
+      </w:r>
+    </w:p>
+    <w:p>
+      <w:pPr>
+        <w:tabs>
+          <w:tab w:val="left" w:pos="5685"/>
+        </w:tabs>
         <w:spacing w:line="259" w:lineRule="auto"/>
         <w:ind w:firstLine="0"/>
         <w:rPr>
@@ -6033,6 +5885,9 @@
     </w:p>
     <w:p>
       <w:pPr>
+        <w:tabs>
+          <w:tab w:val="left" w:pos="5685"/>
+        </w:tabs>
         <w:spacing w:line="259" w:lineRule="auto"/>
         <w:ind w:firstLine="0"/>
         <w:rPr>
@@ -6042,6 +5897,9 @@
     </w:p>
     <w:p>
       <w:pPr>
+        <w:tabs>
+          <w:tab w:val="left" w:pos="5685"/>
+        </w:tabs>
         <w:spacing w:line="259" w:lineRule="auto"/>
         <w:ind w:firstLine="0"/>
         <w:rPr>
@@ -6051,6 +5909,9 @@
     </w:p>
     <w:p>
       <w:pPr>
+        <w:tabs>
+          <w:tab w:val="left" w:pos="5685"/>
+        </w:tabs>
         <w:spacing w:line="259" w:lineRule="auto"/>
         <w:ind w:firstLine="0"/>
         <w:rPr>
@@ -6060,6 +5921,128 @@
     </w:p>
     <w:p>
       <w:pPr>
+        <w:tabs>
+          <w:tab w:val="left" w:pos="5685"/>
+        </w:tabs>
+        <w:spacing w:line="259" w:lineRule="auto"/>
+        <w:ind w:firstLine="0"/>
+        <w:rPr>
+          <w:rFonts w:cs="Times New Roman"/>
+        </w:rPr>
+      </w:pPr>
+    </w:p>
+    <w:p>
+      <w:pPr>
+        <w:tabs>
+          <w:tab w:val="left" w:pos="5685"/>
+        </w:tabs>
+        <w:spacing w:line="259" w:lineRule="auto"/>
+        <w:ind w:firstLine="0"/>
+        <w:rPr>
+          <w:rFonts w:cs="Times New Roman"/>
+        </w:rPr>
+      </w:pPr>
+    </w:p>
+    <w:p>
+      <w:pPr>
+        <w:tabs>
+          <w:tab w:val="left" w:pos="5685"/>
+        </w:tabs>
+        <w:spacing w:line="259" w:lineRule="auto"/>
+        <w:ind w:firstLine="0"/>
+        <w:rPr>
+          <w:rFonts w:cs="Times New Roman"/>
+        </w:rPr>
+      </w:pPr>
+    </w:p>
+    <w:p>
+      <w:pPr>
+        <w:tabs>
+          <w:tab w:val="left" w:pos="5685"/>
+        </w:tabs>
+        <w:spacing w:line="259" w:lineRule="auto"/>
+        <w:ind w:firstLine="0"/>
+        <w:rPr>
+          <w:rFonts w:cs="Times New Roman"/>
+        </w:rPr>
+      </w:pPr>
+    </w:p>
+    <w:p>
+      <w:pPr>
+        <w:tabs>
+          <w:tab w:val="left" w:pos="5685"/>
+        </w:tabs>
+        <w:spacing w:line="259" w:lineRule="auto"/>
+        <w:ind w:firstLine="0"/>
+        <w:rPr>
+          <w:rFonts w:cs="Times New Roman"/>
+        </w:rPr>
+      </w:pPr>
+    </w:p>
+    <w:p>
+      <w:pPr>
+        <w:tabs>
+          <w:tab w:val="left" w:pos="5685"/>
+        </w:tabs>
+        <w:spacing w:line="259" w:lineRule="auto"/>
+        <w:ind w:firstLine="0"/>
+        <w:rPr>
+          <w:rFonts w:cs="Times New Roman"/>
+        </w:rPr>
+      </w:pPr>
+    </w:p>
+    <w:p>
+      <w:pPr>
+        <w:tabs>
+          <w:tab w:val="left" w:pos="5685"/>
+        </w:tabs>
+        <w:spacing w:line="259" w:lineRule="auto"/>
+        <w:ind w:firstLine="0"/>
+        <w:rPr>
+          <w:rFonts w:cs="Times New Roman"/>
+        </w:rPr>
+      </w:pPr>
+      <w:bookmarkStart w:id="7" w:name="_GoBack"/>
+      <w:bookmarkEnd w:id="7"/>
+    </w:p>
+    <w:p>
+      <w:pPr>
+        <w:spacing w:line="259" w:lineRule="auto"/>
+        <w:ind w:firstLine="0"/>
+        <w:rPr>
+          <w:rFonts w:cs="Times New Roman"/>
+        </w:rPr>
+      </w:pPr>
+    </w:p>
+    <w:p>
+      <w:pPr>
+        <w:spacing w:line="259" w:lineRule="auto"/>
+        <w:ind w:firstLine="0"/>
+        <w:rPr>
+          <w:rFonts w:cs="Times New Roman"/>
+        </w:rPr>
+      </w:pPr>
+    </w:p>
+    <w:p>
+      <w:pPr>
+        <w:spacing w:line="259" w:lineRule="auto"/>
+        <w:ind w:firstLine="0"/>
+        <w:rPr>
+          <w:rFonts w:cs="Times New Roman"/>
+        </w:rPr>
+      </w:pPr>
+    </w:p>
+    <w:p>
+      <w:pPr>
+        <w:spacing w:line="259" w:lineRule="auto"/>
+        <w:ind w:firstLine="0"/>
+        <w:rPr>
+          <w:rFonts w:cs="Times New Roman"/>
+        </w:rPr>
+      </w:pPr>
+    </w:p>
+    <w:p>
+      <w:pPr>
         <w:pStyle w:val="1"/>
         <w:rPr>
           <w:rFonts w:cs="Times New Roman"/>
@@ -6093,21 +6076,7 @@
         <w:rPr>
           <w:rFonts w:cs="Times New Roman"/>
         </w:rPr>
-        <w:t xml:space="preserve"> </w:t>
-      </w:r>
-      <w:proofErr w:type="spellStart"/>
-      <w:r>
-        <w:rPr>
-          <w:rFonts w:cs="Times New Roman"/>
-        </w:rPr>
-        <w:t>репозиторий</w:t>
-      </w:r>
-      <w:proofErr w:type="spellEnd"/>
-      <w:r>
-        <w:rPr>
-          <w:rFonts w:cs="Times New Roman"/>
-        </w:rPr>
-        <w:t xml:space="preserve"> с проектом</w:t>
+        <w:t xml:space="preserve"> репозиторий с проектом</w:t>
       </w:r>
       <w:r>
         <w:rPr>
@@ -6206,6 +6175,7 @@
         <w:docPartUnique/>
       </w:docPartObj>
     </w:sdtPr>
+    <w:sdtEndPr/>
     <w:sdtContent>
       <w:p>
         <w:pPr>
@@ -6225,7 +6195,7 @@
           <w:rPr>
             <w:noProof/>
           </w:rPr>
-          <w:t>11</w:t>
+          <w:t>15</w:t>
         </w:r>
         <w:r>
           <w:fldChar w:fldCharType="end"/>
@@ -8765,6 +8735,7 @@
   <w:style w:type="character" w:default="1" w:styleId="a0">
     <w:name w:val="Default Paragraph Font"/>
     <w:uiPriority w:val="1"/>
+    <w:semiHidden/>
     <w:unhideWhenUsed/>
   </w:style>
   <w:style w:type="table" w:default="1" w:styleId="a1">
@@ -9389,7 +9360,7 @@
 </file>
 
 <file path=customXml/itemProps1.xml><?xml version="1.0" encoding="utf-8"?>
-<ds:datastoreItem xmlns:ds="http://schemas.openxmlformats.org/officeDocument/2006/customXml" ds:itemID="{E3BE3E87-E597-4CFF-8148-52BEB98DC0BD}">
+<ds:datastoreItem xmlns:ds="http://schemas.openxmlformats.org/officeDocument/2006/customXml" ds:itemID="{99B525D8-C6F7-4F26-849E-2FA33AB8ED48}">
   <ds:schemaRefs>
     <ds:schemaRef ds:uri="http://schemas.openxmlformats.org/officeDocument/2006/bibliography"/>
   </ds:schemaRefs>

--- a/отчеты/Отчет по 5 лабе соп Курцева.docx
+++ b/отчеты/Отчет по 5 лабе соп Курцева.docx
@@ -394,7 +394,17 @@
           <w:bCs/>
           <w:szCs w:val="28"/>
         </w:rPr>
-        <w:t>.Н.</w:t>
+        <w:t>.А</w:t>
+      </w:r>
+      <w:bookmarkStart w:id="0" w:name="_GoBack"/>
+      <w:bookmarkEnd w:id="0"/>
+      <w:r>
+        <w:rPr>
+          <w:b/>
+          <w:bCs/>
+          <w:szCs w:val="28"/>
+        </w:rPr>
+        <w:t>.</w:t>
       </w:r>
     </w:p>
     <w:p>
@@ -1387,7 +1397,7 @@
           <w:b/>
         </w:rPr>
       </w:pPr>
-      <w:bookmarkStart w:id="0" w:name="_Toc232199847"/>
+      <w:bookmarkStart w:id="1" w:name="_Toc232199847"/>
       <w:r>
         <w:rPr>
           <w:b/>
@@ -1395,7 +1405,7 @@
         <w:lastRenderedPageBreak/>
         <w:t>Задания</w:t>
       </w:r>
-      <w:bookmarkEnd w:id="0"/>
+      <w:bookmarkEnd w:id="1"/>
     </w:p>
     <w:p>
       <w:pPr>
@@ -2086,7 +2096,21 @@
         <w:rPr>
           <w:lang w:val="en-US"/>
         </w:rPr>
-        <w:t xml:space="preserve"> GraphiQL: </w:t>
+        <w:t xml:space="preserve"> </w:t>
+      </w:r>
+      <w:proofErr w:type="spellStart"/>
+      <w:r>
+        <w:rPr>
+          <w:lang w:val="en-US"/>
+        </w:rPr>
+        <w:t>GraphiQL</w:t>
+      </w:r>
+      <w:proofErr w:type="spellEnd"/>
+      <w:r>
+        <w:rPr>
+          <w:lang w:val="en-US"/>
+        </w:rPr>
+        <w:t xml:space="preserve">: </w:t>
       </w:r>
       <w:proofErr w:type="gramStart"/>
       <w:r>
@@ -2857,14 +2881,14 @@
           <w:b/>
         </w:rPr>
       </w:pPr>
-      <w:bookmarkStart w:id="1" w:name="_Toc232199848"/>
+      <w:bookmarkStart w:id="2" w:name="_Toc232199848"/>
       <w:r>
         <w:rPr>
           <w:b/>
         </w:rPr>
         <w:t>Выполнение заданий</w:t>
       </w:r>
-      <w:bookmarkEnd w:id="1"/>
+      <w:bookmarkEnd w:id="2"/>
     </w:p>
     <w:p>
       <w:pPr>
@@ -2874,11 +2898,11 @@
         <w:jc w:val="center"/>
         <w:outlineLvl w:val="1"/>
       </w:pPr>
-      <w:bookmarkStart w:id="2" w:name="_Toc232199849"/>
+      <w:bookmarkStart w:id="3" w:name="_Toc232199849"/>
       <w:r>
         <w:t>Задание № 1</w:t>
       </w:r>
-      <w:bookmarkEnd w:id="2"/>
+      <w:bookmarkEnd w:id="3"/>
     </w:p>
     <w:p>
       <w:pPr>
@@ -4305,11 +4329,11 @@
         <w:jc w:val="center"/>
         <w:outlineLvl w:val="1"/>
       </w:pPr>
-      <w:bookmarkStart w:id="3" w:name="_Toc232199850"/>
+      <w:bookmarkStart w:id="4" w:name="_Toc232199850"/>
       <w:r>
         <w:t>Задание № 2</w:t>
       </w:r>
-      <w:bookmarkEnd w:id="3"/>
+      <w:bookmarkEnd w:id="4"/>
     </w:p>
     <w:p>
       <w:pPr>
@@ -4510,7 +4534,8 @@
       <w:r>
         <w:rPr>
           <w:rFonts w:cs="Times New Roman"/>
-          <w:lang w:val="en-US"/>
+          <w:noProof/>
+          <w:lang w:eastAsia="ru-RU"/>
         </w:rPr>
         <w:lastRenderedPageBreak/>
         <w:drawing>
@@ -4597,11 +4622,11 @@
         <w:jc w:val="center"/>
         <w:outlineLvl w:val="1"/>
       </w:pPr>
-      <w:bookmarkStart w:id="4" w:name="_Toc232199851"/>
+      <w:bookmarkStart w:id="5" w:name="_Toc232199851"/>
       <w:r>
         <w:t>Задание № 3</w:t>
       </w:r>
-      <w:bookmarkEnd w:id="4"/>
+      <w:bookmarkEnd w:id="5"/>
     </w:p>
     <w:p>
       <w:pPr>
@@ -4798,6 +4823,8 @@
       <w:r>
         <w:rPr>
           <w:rFonts w:cs="Times New Roman"/>
+          <w:noProof/>
+          <w:lang w:eastAsia="ru-RU"/>
         </w:rPr>
         <w:lastRenderedPageBreak/>
         <w:drawing>
@@ -4899,11 +4926,11 @@
         <w:jc w:val="center"/>
         <w:outlineLvl w:val="1"/>
       </w:pPr>
-      <w:bookmarkStart w:id="5" w:name="_Toc232199852"/>
+      <w:bookmarkStart w:id="6" w:name="_Toc232199852"/>
       <w:r>
         <w:t>Задание № 4</w:t>
       </w:r>
-      <w:bookmarkEnd w:id="5"/>
+      <w:bookmarkEnd w:id="6"/>
     </w:p>
     <w:p>
       <w:pPr>
@@ -5291,6 +5318,8 @@
       <w:r>
         <w:rPr>
           <w:rFonts w:cs="Times New Roman"/>
+          <w:noProof/>
+          <w:lang w:eastAsia="ru-RU"/>
         </w:rPr>
         <w:drawing>
           <wp:inline distT="0" distB="0" distL="0" distR="0" wp14:anchorId="4AC6D272" wp14:editId="4C910180">
@@ -5350,11 +5379,11 @@
         <w:jc w:val="center"/>
         <w:outlineLvl w:val="1"/>
       </w:pPr>
-      <w:bookmarkStart w:id="6" w:name="_Toc232199853"/>
+      <w:bookmarkStart w:id="7" w:name="_Toc232199853"/>
       <w:r>
         <w:t>Задание № 5</w:t>
       </w:r>
-      <w:bookmarkEnd w:id="6"/>
+      <w:bookmarkEnd w:id="7"/>
     </w:p>
     <w:p>
       <w:pPr>
@@ -5564,7 +5593,8 @@
       <w:r>
         <w:rPr>
           <w:rFonts w:cs="Times New Roman"/>
-          <w:lang w:val="en-US"/>
+          <w:noProof/>
+          <w:lang w:eastAsia="ru-RU"/>
         </w:rPr>
         <w:drawing>
           <wp:inline distT="0" distB="0" distL="0" distR="0" wp14:anchorId="28E4FC7F" wp14:editId="73B76A14">
@@ -6002,8 +6032,6 @@
           <w:rFonts w:cs="Times New Roman"/>
         </w:rPr>
       </w:pPr>
-      <w:bookmarkStart w:id="7" w:name="_GoBack"/>
-      <w:bookmarkEnd w:id="7"/>
     </w:p>
     <w:p>
       <w:pPr>
@@ -9360,7 +9388,7 @@
 </file>
 
 <file path=customXml/itemProps1.xml><?xml version="1.0" encoding="utf-8"?>
-<ds:datastoreItem xmlns:ds="http://schemas.openxmlformats.org/officeDocument/2006/customXml" ds:itemID="{99B525D8-C6F7-4F26-849E-2FA33AB8ED48}">
+<ds:datastoreItem xmlns:ds="http://schemas.openxmlformats.org/officeDocument/2006/customXml" ds:itemID="{05FAEEBD-29E1-4C38-96E7-BE86C5D805BC}">
   <ds:schemaRefs>
     <ds:schemaRef ds:uri="http://schemas.openxmlformats.org/officeDocument/2006/bibliography"/>
   </ds:schemaRefs>
